--- a/8 семестр/Управление IT/ЛР 3/УпрIT ЛР 3.docx
+++ b/8 семестр/Управление IT/ЛР 3/УпрIT ЛР 3.docx
@@ -7,8 +7,16 @@
         <w:ind w:firstLine="0"/>
         <w:jc w:val="center"/>
       </w:pPr>
+      <w:proofErr w:type="spellStart"/>
       <w:r>
-        <w:t>Министерство науки и высшего образования Российской Федерации</w:t>
+        <w:t>ц</w:t>
+      </w:r>
+      <w:r>
+        <w:t>Министерство</w:t>
+      </w:r>
+      <w:proofErr w:type="spellEnd"/>
+      <w:r>
+        <w:t xml:space="preserve"> науки и высшего образования Российской Федерации</w:t>
       </w:r>
     </w:p>
     <w:p>

--- a/8 семестр/Управление IT/ЛР 3/УпрIT ЛР 3.docx
+++ b/8 семестр/Управление IT/ЛР 3/УпрIT ЛР 3.docx
@@ -537,7 +537,7 @@
         </w:numPr>
       </w:pPr>
       <w:r>
-        <w:t>Сложность/невозможность интеграции с системой авторизации СевГУ;</w:t>
+        <w:t>Сложность интеграции с системой авторизации СевГУ;</w:t>
       </w:r>
     </w:p>
     <w:p>
@@ -573,10 +573,7 @@
         </w:numPr>
       </w:pPr>
       <w:r>
-        <w:t>Недостаток</w:t>
-      </w:r>
-      <w:r>
-        <w:t xml:space="preserve"> </w:t>
+        <w:t xml:space="preserve">Недостаток </w:t>
       </w:r>
       <w:r>
         <w:t>у</w:t>
@@ -609,7 +606,6 @@
         </w:numPr>
       </w:pPr>
       <w:r>
-        <w:lastRenderedPageBreak/>
         <w:t>Ограниченное время участников команды</w:t>
       </w:r>
       <w:r>
@@ -628,6 +624,7 @@
         </w:numPr>
       </w:pPr>
       <w:r>
+        <w:lastRenderedPageBreak/>
         <w:t>Человеческий фактор (затягивание сроков и невыполнение участниками заданий)</w:t>
       </w:r>
       <w:r>
@@ -670,10 +667,7 @@
         <w:t>взаимодействия</w:t>
       </w:r>
       <w:r>
-        <w:t xml:space="preserve"> с заказчиком</w:t>
-      </w:r>
-      <w:r>
-        <w:t>;</w:t>
+        <w:t xml:space="preserve"> с заказчиком;</w:t>
       </w:r>
     </w:p>
     <w:p>
@@ -721,10 +715,7 @@
         </w:numPr>
       </w:pPr>
       <w:r>
-        <w:t>Отсутствие доступа к серверной инфраструктуре СевГУ</w:t>
-      </w:r>
-      <w:r>
-        <w:t>;</w:t>
+        <w:t>Отсутствие доступа к серверной инфраструктуре СевГУ;</w:t>
       </w:r>
     </w:p>
     <w:p>
@@ -766,7 +757,13 @@
         </w:numPr>
       </w:pPr>
       <w:r>
+        <w:rPr>
+          <w:u w:val="single"/>
+        </w:rPr>
         <w:t>Риски оценивания</w:t>
+      </w:r>
+      <w:r>
+        <w:t>:</w:t>
       </w:r>
     </w:p>
     <w:p>
@@ -831,11 +828,915 @@
     <w:p/>
     <w:p>
       <w:r>
-        <w:t>.</w:t>
+        <w:t>Для каждого риска была определена вероятность наступления и степень возможного ущерба. Упорядоченные результаты были представлены в таблице рисков (таблица 3.1).</w:t>
       </w:r>
     </w:p>
     <w:p/>
+    <w:p>
+      <w:r>
+        <w:t>Таблица 3.1 – Таблица рисков</w:t>
+      </w:r>
+    </w:p>
+    <w:tbl>
+      <w:tblPr>
+        <w:tblStyle w:val="a5"/>
+        <w:tblW w:w="0" w:type="auto"/>
+        <w:tblLook w:val="04A0" w:firstRow="1" w:lastRow="0" w:firstColumn="1" w:lastColumn="0" w:noHBand="0" w:noVBand="1"/>
+      </w:tblPr>
+      <w:tblGrid>
+        <w:gridCol w:w="4077"/>
+        <w:gridCol w:w="3119"/>
+        <w:gridCol w:w="2941"/>
+      </w:tblGrid>
+      <w:tr>
+        <w:tc>
+          <w:tcPr>
+            <w:tcW w:w="4077" w:type="dxa"/>
+            <w:shd w:val="clear" w:color="auto" w:fill="D9D9D9" w:themeFill="background1" w:themeFillShade="D9"/>
+          </w:tcPr>
+          <w:p>
+            <w:pPr>
+              <w:spacing w:line="276" w:lineRule="auto"/>
+              <w:ind w:firstLine="0"/>
+              <w:rPr>
+                <w:b/>
+                <w:bCs/>
+                <w:sz w:val="24"/>
+                <w:szCs w:val="20"/>
+              </w:rPr>
+            </w:pPr>
+            <w:r>
+              <w:rPr>
+                <w:b/>
+                <w:bCs/>
+                <w:sz w:val="24"/>
+                <w:szCs w:val="20"/>
+              </w:rPr>
+              <w:t>Риск</w:t>
+            </w:r>
+          </w:p>
+        </w:tc>
+        <w:tc>
+          <w:tcPr>
+            <w:tcW w:w="3119" w:type="dxa"/>
+            <w:shd w:val="clear" w:color="auto" w:fill="D9D9D9" w:themeFill="background1" w:themeFillShade="D9"/>
+          </w:tcPr>
+          <w:p>
+            <w:pPr>
+              <w:spacing w:line="276" w:lineRule="auto"/>
+              <w:ind w:firstLine="0"/>
+              <w:rPr>
+                <w:b/>
+                <w:bCs/>
+                <w:sz w:val="24"/>
+                <w:szCs w:val="20"/>
+              </w:rPr>
+            </w:pPr>
+            <w:r>
+              <w:rPr>
+                <w:b/>
+                <w:bCs/>
+                <w:sz w:val="24"/>
+                <w:szCs w:val="20"/>
+              </w:rPr>
+              <w:t>Вероятность</w:t>
+            </w:r>
+          </w:p>
+        </w:tc>
+        <w:tc>
+          <w:tcPr>
+            <w:tcW w:w="2941" w:type="dxa"/>
+            <w:shd w:val="clear" w:color="auto" w:fill="D9D9D9" w:themeFill="background1" w:themeFillShade="D9"/>
+          </w:tcPr>
+          <w:p>
+            <w:pPr>
+              <w:spacing w:line="276" w:lineRule="auto"/>
+              <w:ind w:firstLine="0"/>
+              <w:rPr>
+                <w:b/>
+                <w:bCs/>
+                <w:sz w:val="24"/>
+                <w:szCs w:val="20"/>
+              </w:rPr>
+            </w:pPr>
+            <w:r>
+              <w:rPr>
+                <w:b/>
+                <w:bCs/>
+                <w:sz w:val="24"/>
+                <w:szCs w:val="20"/>
+              </w:rPr>
+              <w:t>Ущерб</w:t>
+            </w:r>
+          </w:p>
+        </w:tc>
+      </w:tr>
+      <w:tr>
+        <w:tc>
+          <w:tcPr>
+            <w:tcW w:w="4077" w:type="dxa"/>
+          </w:tcPr>
+          <w:p>
+            <w:pPr>
+              <w:spacing w:line="276" w:lineRule="auto"/>
+              <w:ind w:firstLine="0"/>
+              <w:rPr>
+                <w:sz w:val="24"/>
+                <w:szCs w:val="20"/>
+              </w:rPr>
+            </w:pPr>
+            <w:r>
+              <w:rPr>
+                <w:sz w:val="24"/>
+                <w:szCs w:val="20"/>
+              </w:rPr>
+              <w:t>Отсутствие доступа к серверной инфраструктуре СевГУ</w:t>
+            </w:r>
+          </w:p>
+          <w:p>
+            <w:pPr>
+              <w:spacing w:line="276" w:lineRule="auto"/>
+              <w:ind w:firstLine="0"/>
+              <w:rPr>
+                <w:sz w:val="24"/>
+                <w:szCs w:val="20"/>
+              </w:rPr>
+            </w:pPr>
+          </w:p>
+          <w:p>
+            <w:pPr>
+              <w:spacing w:line="276" w:lineRule="auto"/>
+              <w:ind w:firstLine="0"/>
+              <w:rPr>
+                <w:sz w:val="24"/>
+                <w:szCs w:val="20"/>
+              </w:rPr>
+            </w:pPr>
+          </w:p>
+        </w:tc>
+        <w:tc>
+          <w:tcPr>
+            <w:tcW w:w="3119" w:type="dxa"/>
+          </w:tcPr>
+          <w:p>
+            <w:pPr>
+              <w:spacing w:line="276" w:lineRule="auto"/>
+              <w:ind w:firstLine="0"/>
+              <w:rPr>
+                <w:sz w:val="24"/>
+                <w:szCs w:val="20"/>
+              </w:rPr>
+            </w:pPr>
+            <w:r>
+              <w:rPr>
+                <w:sz w:val="24"/>
+                <w:szCs w:val="20"/>
+              </w:rPr>
+              <w:t>90% (очень высокая)</w:t>
+            </w:r>
+          </w:p>
+        </w:tc>
+        <w:tc>
+          <w:tcPr>
+            <w:tcW w:w="2941" w:type="dxa"/>
+          </w:tcPr>
+          <w:p>
+            <w:pPr>
+              <w:spacing w:line="276" w:lineRule="auto"/>
+              <w:ind w:firstLine="0"/>
+              <w:rPr>
+                <w:sz w:val="24"/>
+                <w:szCs w:val="20"/>
+              </w:rPr>
+            </w:pPr>
+            <w:r>
+              <w:rPr>
+                <w:sz w:val="24"/>
+                <w:szCs w:val="20"/>
+              </w:rPr>
+              <w:t>Серьёзный.</w:t>
+            </w:r>
+          </w:p>
+        </w:tc>
+      </w:tr>
+      <w:tr>
+        <w:tc>
+          <w:tcPr>
+            <w:tcW w:w="4077" w:type="dxa"/>
+          </w:tcPr>
+          <w:p>
+            <w:pPr>
+              <w:spacing w:line="276" w:lineRule="auto"/>
+              <w:ind w:firstLine="0"/>
+              <w:rPr>
+                <w:sz w:val="24"/>
+                <w:szCs w:val="20"/>
+              </w:rPr>
+            </w:pPr>
+            <w:bookmarkStart w:id="0" w:name="_Hlk226395003"/>
+            <w:r>
+              <w:rPr>
+                <w:sz w:val="24"/>
+                <w:szCs w:val="20"/>
+              </w:rPr>
+              <w:t>Сложност</w:t>
+            </w:r>
+            <w:r>
+              <w:rPr>
+                <w:sz w:val="24"/>
+                <w:szCs w:val="20"/>
+              </w:rPr>
+              <w:t>ь</w:t>
+            </w:r>
+            <w:r>
+              <w:rPr>
+                <w:sz w:val="24"/>
+                <w:szCs w:val="20"/>
+              </w:rPr>
+              <w:t xml:space="preserve"> интеграции с системой авторизации Сев</w:t>
+            </w:r>
+            <w:r>
+              <w:rPr>
+                <w:sz w:val="24"/>
+                <w:szCs w:val="20"/>
+              </w:rPr>
+              <w:t>ГУ.</w:t>
+            </w:r>
+            <w:bookmarkEnd w:id="0"/>
+          </w:p>
+        </w:tc>
+        <w:tc>
+          <w:tcPr>
+            <w:tcW w:w="3119" w:type="dxa"/>
+          </w:tcPr>
+          <w:p>
+            <w:pPr>
+              <w:spacing w:line="276" w:lineRule="auto"/>
+              <w:ind w:firstLine="0"/>
+              <w:rPr>
+                <w:sz w:val="24"/>
+                <w:szCs w:val="20"/>
+              </w:rPr>
+            </w:pPr>
+            <w:r>
+              <w:rPr>
+                <w:sz w:val="24"/>
+                <w:szCs w:val="20"/>
+              </w:rPr>
+              <w:t>8</w:t>
+            </w:r>
+            <w:r>
+              <w:rPr>
+                <w:sz w:val="24"/>
+                <w:szCs w:val="20"/>
+              </w:rPr>
+              <w:t>5</w:t>
+            </w:r>
+            <w:r>
+              <w:rPr>
+                <w:sz w:val="24"/>
+                <w:szCs w:val="20"/>
+              </w:rPr>
+              <w:t>% (очень высокая)</w:t>
+            </w:r>
+          </w:p>
+        </w:tc>
+        <w:tc>
+          <w:tcPr>
+            <w:tcW w:w="2941" w:type="dxa"/>
+          </w:tcPr>
+          <w:p>
+            <w:pPr>
+              <w:spacing w:line="276" w:lineRule="auto"/>
+              <w:ind w:firstLine="0"/>
+              <w:rPr>
+                <w:sz w:val="24"/>
+                <w:szCs w:val="20"/>
+              </w:rPr>
+            </w:pPr>
+            <w:r>
+              <w:rPr>
+                <w:sz w:val="24"/>
+                <w:szCs w:val="20"/>
+              </w:rPr>
+              <w:t>Серьёзный.</w:t>
+            </w:r>
+          </w:p>
+        </w:tc>
+      </w:tr>
+      <w:tr>
+        <w:tc>
+          <w:tcPr>
+            <w:tcW w:w="4077" w:type="dxa"/>
+          </w:tcPr>
+          <w:p>
+            <w:pPr>
+              <w:spacing w:line="276" w:lineRule="auto"/>
+              <w:ind w:firstLine="0"/>
+              <w:rPr>
+                <w:sz w:val="24"/>
+                <w:szCs w:val="20"/>
+              </w:rPr>
+            </w:pPr>
+            <w:r>
+              <w:rPr>
+                <w:sz w:val="24"/>
+                <w:szCs w:val="20"/>
+              </w:rPr>
+              <w:t>Недостаток у участников команды навыков и компетенций</w:t>
+            </w:r>
+            <w:r>
+              <w:rPr>
+                <w:sz w:val="24"/>
+                <w:szCs w:val="20"/>
+              </w:rPr>
+              <w:t>.</w:t>
+            </w:r>
+          </w:p>
+        </w:tc>
+        <w:tc>
+          <w:tcPr>
+            <w:tcW w:w="3119" w:type="dxa"/>
+          </w:tcPr>
+          <w:p>
+            <w:pPr>
+              <w:spacing w:line="276" w:lineRule="auto"/>
+              <w:ind w:firstLine="0"/>
+              <w:rPr>
+                <w:sz w:val="24"/>
+                <w:szCs w:val="20"/>
+              </w:rPr>
+            </w:pPr>
+            <w:r>
+              <w:rPr>
+                <w:sz w:val="24"/>
+                <w:szCs w:val="20"/>
+              </w:rPr>
+              <w:t>65% (высокая)</w:t>
+            </w:r>
+          </w:p>
+        </w:tc>
+        <w:tc>
+          <w:tcPr>
+            <w:tcW w:w="2941" w:type="dxa"/>
+          </w:tcPr>
+          <w:p>
+            <w:pPr>
+              <w:spacing w:line="276" w:lineRule="auto"/>
+              <w:ind w:firstLine="0"/>
+              <w:rPr>
+                <w:sz w:val="24"/>
+                <w:szCs w:val="20"/>
+              </w:rPr>
+            </w:pPr>
+            <w:r>
+              <w:rPr>
+                <w:sz w:val="24"/>
+                <w:szCs w:val="20"/>
+              </w:rPr>
+              <w:t>Серьёзный</w:t>
+            </w:r>
+          </w:p>
+        </w:tc>
+      </w:tr>
+      <w:tr>
+        <w:tc>
+          <w:tcPr>
+            <w:tcW w:w="4077" w:type="dxa"/>
+          </w:tcPr>
+          <w:p>
+            <w:pPr>
+              <w:spacing w:line="276" w:lineRule="auto"/>
+              <w:ind w:firstLine="0"/>
+              <w:rPr>
+                <w:sz w:val="24"/>
+                <w:szCs w:val="20"/>
+              </w:rPr>
+            </w:pPr>
+            <w:bookmarkStart w:id="1" w:name="_Hlk226395020"/>
+            <w:r>
+              <w:rPr>
+                <w:sz w:val="24"/>
+                <w:szCs w:val="20"/>
+              </w:rPr>
+              <w:t>Изменение требований заказчика</w:t>
+            </w:r>
+            <w:r>
+              <w:rPr>
+                <w:sz w:val="24"/>
+                <w:szCs w:val="20"/>
+              </w:rPr>
+              <w:t>.</w:t>
+            </w:r>
+            <w:bookmarkEnd w:id="1"/>
+          </w:p>
+        </w:tc>
+        <w:tc>
+          <w:tcPr>
+            <w:tcW w:w="3119" w:type="dxa"/>
+          </w:tcPr>
+          <w:p>
+            <w:pPr>
+              <w:spacing w:line="276" w:lineRule="auto"/>
+              <w:ind w:firstLine="0"/>
+              <w:rPr>
+                <w:sz w:val="24"/>
+                <w:szCs w:val="20"/>
+              </w:rPr>
+            </w:pPr>
+            <w:r>
+              <w:rPr>
+                <w:sz w:val="24"/>
+                <w:szCs w:val="20"/>
+              </w:rPr>
+              <w:t>60% (высокая)</w:t>
+            </w:r>
+          </w:p>
+        </w:tc>
+        <w:tc>
+          <w:tcPr>
+            <w:tcW w:w="2941" w:type="dxa"/>
+          </w:tcPr>
+          <w:p>
+            <w:pPr>
+              <w:spacing w:line="276" w:lineRule="auto"/>
+              <w:ind w:firstLine="0"/>
+              <w:rPr>
+                <w:sz w:val="24"/>
+                <w:szCs w:val="20"/>
+              </w:rPr>
+            </w:pPr>
+            <w:r>
+              <w:rPr>
+                <w:sz w:val="24"/>
+                <w:szCs w:val="20"/>
+              </w:rPr>
+              <w:t>Терпимый</w:t>
+            </w:r>
+          </w:p>
+        </w:tc>
+      </w:tr>
+      <w:tr>
+        <w:tc>
+          <w:tcPr>
+            <w:tcW w:w="4077" w:type="dxa"/>
+          </w:tcPr>
+          <w:p>
+            <w:pPr>
+              <w:spacing w:line="276" w:lineRule="auto"/>
+              <w:ind w:firstLine="0"/>
+              <w:rPr>
+                <w:sz w:val="24"/>
+                <w:szCs w:val="20"/>
+              </w:rPr>
+            </w:pPr>
+            <w:r>
+              <w:rPr>
+                <w:sz w:val="24"/>
+                <w:szCs w:val="20"/>
+              </w:rPr>
+              <w:t>Ограниченное время участников команды</w:t>
+            </w:r>
+            <w:r>
+              <w:rPr>
+                <w:sz w:val="24"/>
+                <w:szCs w:val="20"/>
+              </w:rPr>
+              <w:t>.</w:t>
+            </w:r>
+          </w:p>
+        </w:tc>
+        <w:tc>
+          <w:tcPr>
+            <w:tcW w:w="3119" w:type="dxa"/>
+          </w:tcPr>
+          <w:p>
+            <w:pPr>
+              <w:spacing w:line="276" w:lineRule="auto"/>
+              <w:ind w:firstLine="0"/>
+              <w:rPr>
+                <w:sz w:val="24"/>
+                <w:szCs w:val="20"/>
+              </w:rPr>
+            </w:pPr>
+            <w:r>
+              <w:rPr>
+                <w:sz w:val="24"/>
+                <w:szCs w:val="20"/>
+              </w:rPr>
+              <w:t>50% (высокая)</w:t>
+            </w:r>
+          </w:p>
+        </w:tc>
+        <w:tc>
+          <w:tcPr>
+            <w:tcW w:w="2941" w:type="dxa"/>
+          </w:tcPr>
+          <w:p>
+            <w:pPr>
+              <w:spacing w:line="276" w:lineRule="auto"/>
+              <w:ind w:firstLine="0"/>
+              <w:rPr>
+                <w:sz w:val="24"/>
+                <w:szCs w:val="20"/>
+              </w:rPr>
+            </w:pPr>
+            <w:r>
+              <w:rPr>
+                <w:sz w:val="24"/>
+                <w:szCs w:val="20"/>
+              </w:rPr>
+              <w:t>Серьёзный</w:t>
+            </w:r>
+          </w:p>
+        </w:tc>
+      </w:tr>
+      <w:tr>
+        <w:tc>
+          <w:tcPr>
+            <w:tcW w:w="4077" w:type="dxa"/>
+          </w:tcPr>
+          <w:p>
+            <w:pPr>
+              <w:spacing w:line="276" w:lineRule="auto"/>
+              <w:ind w:firstLine="0"/>
+              <w:rPr>
+                <w:sz w:val="24"/>
+                <w:szCs w:val="20"/>
+              </w:rPr>
+            </w:pPr>
+            <w:r>
+              <w:rPr>
+                <w:sz w:val="24"/>
+                <w:szCs w:val="20"/>
+              </w:rPr>
+              <w:t>Недостаток тестирования полученного сервиса</w:t>
+            </w:r>
+          </w:p>
+        </w:tc>
+        <w:tc>
+          <w:tcPr>
+            <w:tcW w:w="3119" w:type="dxa"/>
+          </w:tcPr>
+          <w:p>
+            <w:pPr>
+              <w:spacing w:line="276" w:lineRule="auto"/>
+              <w:ind w:firstLine="0"/>
+              <w:rPr>
+                <w:sz w:val="24"/>
+                <w:szCs w:val="20"/>
+              </w:rPr>
+            </w:pPr>
+            <w:r>
+              <w:rPr>
+                <w:sz w:val="24"/>
+                <w:szCs w:val="20"/>
+              </w:rPr>
+              <w:t>40% (высокая)</w:t>
+            </w:r>
+          </w:p>
+        </w:tc>
+        <w:tc>
+          <w:tcPr>
+            <w:tcW w:w="2941" w:type="dxa"/>
+          </w:tcPr>
+          <w:p>
+            <w:pPr>
+              <w:spacing w:line="276" w:lineRule="auto"/>
+              <w:ind w:firstLine="0"/>
+              <w:rPr>
+                <w:sz w:val="24"/>
+                <w:szCs w:val="20"/>
+              </w:rPr>
+            </w:pPr>
+            <w:r>
+              <w:rPr>
+                <w:sz w:val="24"/>
+                <w:szCs w:val="20"/>
+              </w:rPr>
+              <w:t>Терпимый</w:t>
+            </w:r>
+          </w:p>
+        </w:tc>
+      </w:tr>
+      <w:tr>
+        <w:tc>
+          <w:tcPr>
+            <w:tcW w:w="4077" w:type="dxa"/>
+          </w:tcPr>
+          <w:p>
+            <w:pPr>
+              <w:spacing w:line="276" w:lineRule="auto"/>
+              <w:ind w:firstLine="0"/>
+              <w:rPr>
+                <w:sz w:val="24"/>
+                <w:szCs w:val="20"/>
+              </w:rPr>
+            </w:pPr>
+            <w:r>
+              <w:rPr>
+                <w:sz w:val="24"/>
+                <w:szCs w:val="20"/>
+              </w:rPr>
+              <w:lastRenderedPageBreak/>
+              <w:t>З</w:t>
+            </w:r>
+            <w:r>
+              <w:rPr>
+                <w:sz w:val="24"/>
+                <w:szCs w:val="20"/>
+              </w:rPr>
+              <w:t>атягивание сроков и невыполнение участниками заданий</w:t>
+            </w:r>
+            <w:r>
+              <w:rPr>
+                <w:sz w:val="24"/>
+                <w:szCs w:val="20"/>
+              </w:rPr>
+              <w:t>.</w:t>
+            </w:r>
+          </w:p>
+        </w:tc>
+        <w:tc>
+          <w:tcPr>
+            <w:tcW w:w="3119" w:type="dxa"/>
+          </w:tcPr>
+          <w:p>
+            <w:pPr>
+              <w:spacing w:line="276" w:lineRule="auto"/>
+              <w:ind w:firstLine="0"/>
+              <w:rPr>
+                <w:sz w:val="24"/>
+                <w:szCs w:val="20"/>
+              </w:rPr>
+            </w:pPr>
+            <w:r>
+              <w:rPr>
+                <w:sz w:val="24"/>
+                <w:szCs w:val="20"/>
+              </w:rPr>
+              <w:t>30% (средняя)</w:t>
+            </w:r>
+          </w:p>
+        </w:tc>
+        <w:tc>
+          <w:tcPr>
+            <w:tcW w:w="2941" w:type="dxa"/>
+          </w:tcPr>
+          <w:p>
+            <w:pPr>
+              <w:spacing w:line="276" w:lineRule="auto"/>
+              <w:ind w:firstLine="0"/>
+              <w:rPr>
+                <w:sz w:val="24"/>
+                <w:szCs w:val="20"/>
+              </w:rPr>
+            </w:pPr>
+            <w:r>
+              <w:rPr>
+                <w:sz w:val="24"/>
+                <w:szCs w:val="20"/>
+              </w:rPr>
+              <w:t>Катастрофический</w:t>
+            </w:r>
+          </w:p>
+        </w:tc>
+      </w:tr>
+      <w:tr>
+        <w:tc>
+          <w:tcPr>
+            <w:tcW w:w="4077" w:type="dxa"/>
+          </w:tcPr>
+          <w:p>
+            <w:pPr>
+              <w:spacing w:line="276" w:lineRule="auto"/>
+              <w:ind w:firstLine="0"/>
+              <w:rPr>
+                <w:sz w:val="24"/>
+                <w:szCs w:val="20"/>
+              </w:rPr>
+            </w:pPr>
+            <w:r>
+              <w:rPr>
+                <w:sz w:val="24"/>
+                <w:szCs w:val="20"/>
+              </w:rPr>
+              <w:t>Ошибка в восприятии временных рамок проекта</w:t>
+            </w:r>
+            <w:r>
+              <w:rPr>
+                <w:sz w:val="24"/>
+                <w:szCs w:val="20"/>
+              </w:rPr>
+              <w:t>.</w:t>
+            </w:r>
+          </w:p>
+        </w:tc>
+        <w:tc>
+          <w:tcPr>
+            <w:tcW w:w="3119" w:type="dxa"/>
+          </w:tcPr>
+          <w:p>
+            <w:pPr>
+              <w:spacing w:line="276" w:lineRule="auto"/>
+              <w:ind w:firstLine="0"/>
+              <w:rPr>
+                <w:sz w:val="24"/>
+                <w:szCs w:val="20"/>
+              </w:rPr>
+            </w:pPr>
+            <w:r>
+              <w:rPr>
+                <w:sz w:val="24"/>
+                <w:szCs w:val="20"/>
+              </w:rPr>
+              <w:t>20% (низкая)</w:t>
+            </w:r>
+          </w:p>
+        </w:tc>
+        <w:tc>
+          <w:tcPr>
+            <w:tcW w:w="2941" w:type="dxa"/>
+          </w:tcPr>
+          <w:p>
+            <w:pPr>
+              <w:spacing w:line="276" w:lineRule="auto"/>
+              <w:ind w:firstLine="0"/>
+              <w:rPr>
+                <w:sz w:val="24"/>
+                <w:szCs w:val="20"/>
+              </w:rPr>
+            </w:pPr>
+            <w:r>
+              <w:rPr>
+                <w:sz w:val="24"/>
+                <w:szCs w:val="20"/>
+              </w:rPr>
+              <w:t>Серьёзный</w:t>
+            </w:r>
+          </w:p>
+        </w:tc>
+      </w:tr>
+      <w:tr>
+        <w:tc>
+          <w:tcPr>
+            <w:tcW w:w="4077" w:type="dxa"/>
+          </w:tcPr>
+          <w:p>
+            <w:pPr>
+              <w:spacing w:line="276" w:lineRule="auto"/>
+              <w:ind w:firstLine="0"/>
+              <w:rPr>
+                <w:sz w:val="24"/>
+                <w:szCs w:val="20"/>
+              </w:rPr>
+            </w:pPr>
+            <w:r>
+              <w:rPr>
+                <w:sz w:val="24"/>
+                <w:szCs w:val="20"/>
+              </w:rPr>
+              <w:t>Низкая скорость взаимодействия с заказчиком</w:t>
+            </w:r>
+            <w:r>
+              <w:rPr>
+                <w:sz w:val="24"/>
+                <w:szCs w:val="20"/>
+              </w:rPr>
+              <w:t>.</w:t>
+            </w:r>
+          </w:p>
+        </w:tc>
+        <w:tc>
+          <w:tcPr>
+            <w:tcW w:w="3119" w:type="dxa"/>
+          </w:tcPr>
+          <w:p>
+            <w:pPr>
+              <w:spacing w:line="276" w:lineRule="auto"/>
+              <w:ind w:firstLine="0"/>
+              <w:rPr>
+                <w:sz w:val="24"/>
+                <w:szCs w:val="20"/>
+              </w:rPr>
+            </w:pPr>
+            <w:r>
+              <w:rPr>
+                <w:sz w:val="24"/>
+                <w:szCs w:val="20"/>
+              </w:rPr>
+              <w:t>15% (низкая)</w:t>
+            </w:r>
+          </w:p>
+        </w:tc>
+        <w:tc>
+          <w:tcPr>
+            <w:tcW w:w="2941" w:type="dxa"/>
+          </w:tcPr>
+          <w:p>
+            <w:pPr>
+              <w:spacing w:line="276" w:lineRule="auto"/>
+              <w:ind w:firstLine="0"/>
+              <w:rPr>
+                <w:sz w:val="24"/>
+                <w:szCs w:val="20"/>
+              </w:rPr>
+            </w:pPr>
+            <w:r>
+              <w:rPr>
+                <w:sz w:val="24"/>
+                <w:szCs w:val="20"/>
+              </w:rPr>
+              <w:t>Серьёзный</w:t>
+            </w:r>
+          </w:p>
+        </w:tc>
+      </w:tr>
+      <w:tr>
+        <w:tc>
+          <w:tcPr>
+            <w:tcW w:w="4077" w:type="dxa"/>
+          </w:tcPr>
+          <w:p>
+            <w:pPr>
+              <w:spacing w:line="276" w:lineRule="auto"/>
+              <w:ind w:firstLine="0"/>
+              <w:rPr>
+                <w:sz w:val="24"/>
+                <w:szCs w:val="20"/>
+              </w:rPr>
+            </w:pPr>
+            <w:r>
+              <w:rPr>
+                <w:sz w:val="24"/>
+                <w:szCs w:val="20"/>
+              </w:rPr>
+              <w:t>Недостаточное понимание предметной области проекта</w:t>
+            </w:r>
+          </w:p>
+        </w:tc>
+        <w:tc>
+          <w:tcPr>
+            <w:tcW w:w="3119" w:type="dxa"/>
+          </w:tcPr>
+          <w:p>
+            <w:pPr>
+              <w:spacing w:line="276" w:lineRule="auto"/>
+              <w:ind w:firstLine="0"/>
+              <w:rPr>
+                <w:sz w:val="24"/>
+                <w:szCs w:val="20"/>
+              </w:rPr>
+            </w:pPr>
+            <w:r>
+              <w:rPr>
+                <w:sz w:val="24"/>
+                <w:szCs w:val="20"/>
+              </w:rPr>
+              <w:t>15% (низкая)</w:t>
+            </w:r>
+          </w:p>
+        </w:tc>
+        <w:tc>
+          <w:tcPr>
+            <w:tcW w:w="2941" w:type="dxa"/>
+          </w:tcPr>
+          <w:p>
+            <w:pPr>
+              <w:spacing w:line="276" w:lineRule="auto"/>
+              <w:ind w:firstLine="0"/>
+              <w:rPr>
+                <w:sz w:val="24"/>
+                <w:szCs w:val="20"/>
+              </w:rPr>
+            </w:pPr>
+            <w:r>
+              <w:rPr>
+                <w:sz w:val="24"/>
+                <w:szCs w:val="20"/>
+              </w:rPr>
+              <w:t>Терпимый</w:t>
+            </w:r>
+          </w:p>
+        </w:tc>
+      </w:tr>
+    </w:tbl>
     <w:p/>
+    <w:p>
+      <w:r>
+        <w:t>Из представленного перечня наиболее значимыми были выбраны первые пять рисков таблицы с наибольшим значением вероятности.</w:t>
+      </w:r>
+    </w:p>
+    <w:p>
+      <w:pPr>
+        <w:ind w:firstLine="0"/>
+      </w:pPr>
+    </w:p>
+    <w:p>
+      <w:pPr>
+        <w:ind w:firstLine="0"/>
+      </w:pPr>
+    </w:p>
     <w:p>
       <w:pPr>
         <w:pStyle w:val="2"/>
@@ -851,21 +1752,239 @@
     <w:p/>
     <w:p>
       <w:r>
+        <w:t>Для наиболее значимых рисков были продуманы и описаны стратегии предотвращения и минимизации</w:t>
+      </w:r>
+      <w:r>
         <w:t>.</w:t>
       </w:r>
     </w:p>
     <w:p/>
+    <w:p>
+      <w:pPr>
+        <w:pStyle w:val="aa"/>
+        <w:numPr>
+          <w:ilvl w:val="0"/>
+          <w:numId w:val="3"/>
+        </w:numPr>
+      </w:pPr>
+      <w:r>
+        <w:rPr>
+          <w:b/>
+          <w:bCs/>
+          <w:u w:val="single"/>
+        </w:rPr>
+        <w:t>Отсутствие доступа к серверной инфраструктуре СевГУ</w:t>
+      </w:r>
+      <w:r>
+        <w:t>.</w:t>
+      </w:r>
+    </w:p>
+    <w:p>
+      <w:r>
+        <w:t xml:space="preserve">Триггеры: </w:t>
+      </w:r>
+    </w:p>
+    <w:p>
+      <w:pPr>
+        <w:pStyle w:val="aa"/>
+        <w:numPr>
+          <w:ilvl w:val="0"/>
+          <w:numId w:val="5"/>
+        </w:numPr>
+        <w:ind w:hanging="295"/>
+      </w:pPr>
+      <w:r>
+        <w:t xml:space="preserve">ожидаемый </w:t>
+      </w:r>
+      <w:r>
+        <w:t>отказ ИТ-отдела университета предоставить доступ к серверной инфраструктуре</w:t>
+      </w:r>
+      <w:r>
+        <w:t xml:space="preserve"> кому-попало;</w:t>
+      </w:r>
+    </w:p>
+    <w:p>
+      <w:pPr>
+        <w:pStyle w:val="aa"/>
+        <w:numPr>
+          <w:ilvl w:val="0"/>
+          <w:numId w:val="5"/>
+        </w:numPr>
+        <w:ind w:hanging="295"/>
+      </w:pPr>
+      <w:r>
+        <w:t>длительное согласование заявки на доступ</w:t>
+      </w:r>
+      <w:r>
+        <w:t>;</w:t>
+      </w:r>
+    </w:p>
+    <w:p>
+      <w:r>
+        <w:t>Планы по управлению:</w:t>
+      </w:r>
+    </w:p>
+    <w:p>
+      <w:pPr>
+        <w:pStyle w:val="aa"/>
+        <w:numPr>
+          <w:ilvl w:val="0"/>
+          <w:numId w:val="14"/>
+        </w:numPr>
+      </w:pPr>
+      <w:r>
+        <w:t>Избегание:</w:t>
+      </w:r>
+    </w:p>
+    <w:p>
+      <w:pPr>
+        <w:pStyle w:val="aa"/>
+        <w:numPr>
+          <w:ilvl w:val="0"/>
+          <w:numId w:val="15"/>
+        </w:numPr>
+        <w:ind w:left="1843" w:hanging="425"/>
+      </w:pPr>
+      <w:r>
+        <w:t xml:space="preserve">официально запросить доступ к серверной инфраструктуре </w:t>
+      </w:r>
+      <w:r>
+        <w:t xml:space="preserve">через заказчика </w:t>
+      </w:r>
+      <w:r>
+        <w:t>на этапе инициации проекта</w:t>
+      </w:r>
+      <w:r>
+        <w:t>;</w:t>
+      </w:r>
+    </w:p>
+    <w:p>
+      <w:pPr>
+        <w:pStyle w:val="aa"/>
+        <w:numPr>
+          <w:ilvl w:val="0"/>
+          <w:numId w:val="15"/>
+        </w:numPr>
+        <w:ind w:left="1843" w:hanging="425"/>
+      </w:pPr>
+      <w:r>
+        <w:t>подготовить обоснованное письмо с заявкой на интеграцию сервиса (завершающие этапы разработки);</w:t>
+      </w:r>
+    </w:p>
+    <w:p>
+      <w:pPr>
+        <w:pStyle w:val="aa"/>
+        <w:numPr>
+          <w:ilvl w:val="0"/>
+          <w:numId w:val="14"/>
+        </w:numPr>
+      </w:pPr>
+      <w:r>
+        <w:t>Смягчение:</w:t>
+      </w:r>
+    </w:p>
+    <w:p>
+      <w:pPr>
+        <w:pStyle w:val="aa"/>
+        <w:numPr>
+          <w:ilvl w:val="0"/>
+          <w:numId w:val="15"/>
+        </w:numPr>
+        <w:ind w:left="1843" w:hanging="425"/>
+      </w:pPr>
+      <w:r>
+        <w:t>развернуть прототип сервиса на внешнем хостинге</w:t>
+      </w:r>
+      <w:r>
+        <w:t>;</w:t>
+      </w:r>
+    </w:p>
+    <w:p>
+      <w:pPr>
+        <w:pStyle w:val="aa"/>
+        <w:numPr>
+          <w:ilvl w:val="0"/>
+          <w:numId w:val="15"/>
+        </w:numPr>
+        <w:ind w:left="1843" w:hanging="425"/>
+      </w:pPr>
+      <w:r>
+        <w:t>создать заглушки для имитации внешней инфраструктуры;</w:t>
+      </w:r>
+    </w:p>
+    <w:p>
+      <w:pPr>
+        <w:pStyle w:val="aa"/>
+        <w:numPr>
+          <w:ilvl w:val="0"/>
+          <w:numId w:val="14"/>
+        </w:numPr>
+      </w:pPr>
+      <w:r>
+        <w:t>Передача:</w:t>
+      </w:r>
+    </w:p>
+    <w:p>
+      <w:pPr>
+        <w:pStyle w:val="aa"/>
+        <w:numPr>
+          <w:ilvl w:val="0"/>
+          <w:numId w:val="15"/>
+        </w:numPr>
+        <w:ind w:left="1843" w:hanging="425"/>
+      </w:pPr>
+      <w:r>
+        <w:lastRenderedPageBreak/>
+        <w:t>полностью передать процесс развёртывания и поддержки системы на серверах ИТ-отделу СевГУ</w:t>
+      </w:r>
+    </w:p>
+    <w:p>
+      <w:pPr>
+        <w:pStyle w:val="aa"/>
+        <w:numPr>
+          <w:ilvl w:val="0"/>
+          <w:numId w:val="14"/>
+        </w:numPr>
+      </w:pPr>
+      <w:r>
+        <w:t>Принятие:</w:t>
+      </w:r>
+    </w:p>
+    <w:p>
+      <w:pPr>
+        <w:pStyle w:val="aa"/>
+        <w:numPr>
+          <w:ilvl w:val="0"/>
+          <w:numId w:val="15"/>
+        </w:numPr>
+        <w:ind w:left="1843" w:hanging="425"/>
+      </w:pPr>
+      <w:r>
+        <w:t>использовать внешний хостинг как временное решение</w:t>
+      </w:r>
+      <w:r>
+        <w:t>;</w:t>
+      </w:r>
+    </w:p>
     <w:p/>
     <w:p>
       <w:pPr>
-        <w:pStyle w:val="1"/>
-        <w:numPr>
-          <w:ilvl w:val="0"/>
-          <w:numId w:val="1"/>
-        </w:numPr>
-      </w:pPr>
-      <w:r>
-        <w:t>ВЫВОД</w:t>
+        <w:pStyle w:val="aa"/>
+        <w:numPr>
+          <w:ilvl w:val="0"/>
+          <w:numId w:val="3"/>
+        </w:numPr>
+      </w:pPr>
+      <w:r>
+        <w:rPr>
+          <w:b/>
+          <w:bCs/>
+          <w:u w:val="single"/>
+        </w:rPr>
+        <w:t>Сложность интеграции с системой авторизации СевГУ</w:t>
+      </w:r>
+      <w:r>
+        <w:t>.</w:t>
       </w:r>
     </w:p>
     <w:p>
@@ -874,13 +1993,890 @@
           <w:lang w:val="en-US"/>
         </w:rPr>
       </w:pPr>
-    </w:p>
-    <w:p>
-      <w:r>
-        <w:t xml:space="preserve">. </w:t>
+      <w:r>
+        <w:t>Триггеры:</w:t>
+      </w:r>
+    </w:p>
+    <w:p>
+      <w:pPr>
+        <w:pStyle w:val="aa"/>
+        <w:numPr>
+          <w:ilvl w:val="0"/>
+          <w:numId w:val="5"/>
+        </w:numPr>
+        <w:ind w:hanging="295"/>
+      </w:pPr>
+      <w:r>
+        <w:t>отсутствие документации по API авторизации</w:t>
+      </w:r>
+      <w:r>
+        <w:t>;</w:t>
+      </w:r>
+    </w:p>
+    <w:p>
+      <w:pPr>
+        <w:pStyle w:val="aa"/>
+        <w:numPr>
+          <w:ilvl w:val="0"/>
+          <w:numId w:val="5"/>
+        </w:numPr>
+        <w:ind w:hanging="295"/>
+      </w:pPr>
+      <w:r>
+        <w:t xml:space="preserve">справедливый </w:t>
+      </w:r>
+      <w:r>
+        <w:t>отказ ИТ-отдела предоставить тестовый доступ</w:t>
+      </w:r>
+      <w:r>
+        <w:t>;</w:t>
+      </w:r>
+    </w:p>
+    <w:p>
+      <w:r>
+        <w:t>Планы по управлению:</w:t>
+      </w:r>
+    </w:p>
+    <w:p>
+      <w:pPr>
+        <w:pStyle w:val="aa"/>
+        <w:numPr>
+          <w:ilvl w:val="0"/>
+          <w:numId w:val="16"/>
+        </w:numPr>
+        <w:ind w:left="1418"/>
+      </w:pPr>
+      <w:r>
+        <w:t>Избегание:</w:t>
+      </w:r>
+    </w:p>
+    <w:p>
+      <w:pPr>
+        <w:pStyle w:val="aa"/>
+        <w:numPr>
+          <w:ilvl w:val="0"/>
+          <w:numId w:val="19"/>
+        </w:numPr>
+        <w:ind w:left="1843" w:hanging="425"/>
+      </w:pPr>
+      <w:r>
+        <w:t xml:space="preserve">обговорить с сотрудниками </w:t>
+      </w:r>
+      <w:r>
+        <w:rPr>
+          <w:lang w:val="en-US"/>
+        </w:rPr>
+        <w:t>IT</w:t>
+      </w:r>
+      <w:r>
+        <w:t>-</w:t>
+      </w:r>
+      <w:r>
+        <w:t xml:space="preserve">отдела университета возможности предоставления </w:t>
+      </w:r>
+      <w:r>
+        <w:t>документаци</w:t>
+      </w:r>
+      <w:r>
+        <w:t>и</w:t>
+      </w:r>
+      <w:r>
+        <w:t xml:space="preserve"> и </w:t>
+      </w:r>
+      <w:r>
+        <w:rPr>
+          <w:lang w:val="en-US"/>
+        </w:rPr>
+        <w:t>API</w:t>
+      </w:r>
+      <w:r>
+        <w:t xml:space="preserve"> </w:t>
+      </w:r>
+      <w:r>
+        <w:t>для тестирования</w:t>
+      </w:r>
+      <w:r>
+        <w:t>;</w:t>
+      </w:r>
+    </w:p>
+    <w:p>
+      <w:pPr>
+        <w:pStyle w:val="aa"/>
+        <w:numPr>
+          <w:ilvl w:val="0"/>
+          <w:numId w:val="16"/>
+        </w:numPr>
+        <w:ind w:left="1418"/>
+      </w:pPr>
+      <w:r>
+        <w:t>Смягчение:</w:t>
+      </w:r>
+    </w:p>
+    <w:p>
+      <w:pPr>
+        <w:pStyle w:val="aa"/>
+        <w:numPr>
+          <w:ilvl w:val="0"/>
+          <w:numId w:val="19"/>
+        </w:numPr>
+        <w:ind w:left="1843" w:hanging="425"/>
+      </w:pPr>
+      <w:r>
+        <w:t xml:space="preserve">до появления доступа к </w:t>
+      </w:r>
+      <w:r>
+        <w:rPr>
+          <w:lang w:val="en-US"/>
+        </w:rPr>
+        <w:t>API</w:t>
+      </w:r>
+      <w:r>
+        <w:t xml:space="preserve"> </w:t>
+      </w:r>
+      <w:r>
+        <w:t>университета реализовать авторизацию через локальную базу данных</w:t>
+      </w:r>
+      <w:r>
+        <w:t>;</w:t>
+      </w:r>
+    </w:p>
+    <w:p>
+      <w:pPr>
+        <w:pStyle w:val="aa"/>
+        <w:numPr>
+          <w:ilvl w:val="0"/>
+          <w:numId w:val="16"/>
+        </w:numPr>
+        <w:ind w:left="1418"/>
+      </w:pPr>
+      <w:r>
+        <w:t>Передача:</w:t>
+      </w:r>
+    </w:p>
+    <w:p>
+      <w:pPr>
+        <w:pStyle w:val="aa"/>
+        <w:numPr>
+          <w:ilvl w:val="0"/>
+          <w:numId w:val="19"/>
+        </w:numPr>
+        <w:ind w:left="1843" w:hanging="425"/>
+      </w:pPr>
+      <w:r>
+        <w:t>связать заказчика с техническим персоналом университета чтобы тот доверил ему интеграцию требуемых</w:t>
+      </w:r>
+      <w:r>
+        <w:t xml:space="preserve"> </w:t>
+      </w:r>
+      <w:r>
+        <w:t>функций</w:t>
+      </w:r>
+      <w:r>
+        <w:t>;</w:t>
+      </w:r>
+    </w:p>
+    <w:p>
+      <w:pPr>
+        <w:pStyle w:val="aa"/>
+        <w:numPr>
+          <w:ilvl w:val="0"/>
+          <w:numId w:val="19"/>
+        </w:numPr>
+        <w:ind w:left="1843" w:hanging="425"/>
+      </w:pPr>
+      <w:r>
+        <w:t>обратиться к ИТ</w:t>
+      </w:r>
+      <w:r>
+        <w:t>-специалисту</w:t>
+      </w:r>
+      <w:r>
+        <w:t xml:space="preserve"> СевГУ для совместной разработки модуля</w:t>
+      </w:r>
+      <w:r>
+        <w:t>;</w:t>
+      </w:r>
+    </w:p>
+    <w:p>
+      <w:pPr>
+        <w:pStyle w:val="aa"/>
+        <w:numPr>
+          <w:ilvl w:val="0"/>
+          <w:numId w:val="16"/>
+        </w:numPr>
+        <w:ind w:left="1418"/>
+      </w:pPr>
+      <w:r>
+        <w:t>Принятие:</w:t>
+      </w:r>
+    </w:p>
+    <w:p>
+      <w:pPr>
+        <w:pStyle w:val="aa"/>
+        <w:numPr>
+          <w:ilvl w:val="0"/>
+          <w:numId w:val="19"/>
+        </w:numPr>
+        <w:ind w:left="1843" w:hanging="425"/>
+      </w:pPr>
+      <w:r>
+        <w:t>на этапе утверждения проекта предупредить заказчика</w:t>
+      </w:r>
+      <w:r>
+        <w:t xml:space="preserve"> </w:t>
+      </w:r>
+      <w:r>
+        <w:t>о невозможности студентам привязать проект к инфраструктуре университета и перестроить ТЗ проекта с учётом этого факта;</w:t>
+      </w:r>
+    </w:p>
+    <w:p>
+      <w:pPr>
+        <w:ind w:left="709" w:firstLine="0"/>
+      </w:pPr>
+    </w:p>
+    <w:p>
+      <w:pPr>
+        <w:pStyle w:val="aa"/>
+        <w:numPr>
+          <w:ilvl w:val="0"/>
+          <w:numId w:val="3"/>
+        </w:numPr>
+      </w:pPr>
+      <w:r>
+        <w:rPr>
+          <w:b/>
+          <w:bCs/>
+          <w:u w:val="single"/>
+        </w:rPr>
+        <w:t>Недостаток у участников команды навыков и компетенций</w:t>
+      </w:r>
+      <w:r>
+        <w:t>.</w:t>
+      </w:r>
+    </w:p>
+    <w:p>
+      <w:r>
+        <w:t xml:space="preserve">Триггеры: </w:t>
+      </w:r>
+    </w:p>
+    <w:p>
+      <w:pPr>
+        <w:pStyle w:val="aa"/>
+        <w:numPr>
+          <w:ilvl w:val="0"/>
+          <w:numId w:val="5"/>
+        </w:numPr>
+        <w:ind w:hanging="295"/>
+      </w:pPr>
+      <w:r>
+        <w:t>ч</w:t>
+      </w:r>
+      <w:r>
+        <w:t>асть команды никогда не работала с выбранным стеком;</w:t>
+      </w:r>
+    </w:p>
+    <w:p>
+      <w:pPr>
+        <w:pStyle w:val="aa"/>
+        <w:numPr>
+          <w:ilvl w:val="0"/>
+          <w:numId w:val="5"/>
+        </w:numPr>
+        <w:ind w:hanging="295"/>
+      </w:pPr>
+      <w:r>
+        <w:lastRenderedPageBreak/>
+        <w:t>в</w:t>
+      </w:r>
+      <w:r>
+        <w:t>озникновение проблем, требующих более углублённого понимания используемых технологий</w:t>
+      </w:r>
+      <w:r>
+        <w:t>;</w:t>
+      </w:r>
+    </w:p>
+    <w:p>
+      <w:r>
+        <w:t>Планы по управлению:</w:t>
+      </w:r>
+    </w:p>
+    <w:p>
+      <w:pPr>
+        <w:pStyle w:val="aa"/>
+        <w:numPr>
+          <w:ilvl w:val="0"/>
+          <w:numId w:val="17"/>
+        </w:numPr>
+      </w:pPr>
+      <w:r>
+        <w:t>Избегание:</w:t>
+      </w:r>
+    </w:p>
+    <w:p>
+      <w:pPr>
+        <w:pStyle w:val="aa"/>
+        <w:numPr>
+          <w:ilvl w:val="0"/>
+          <w:numId w:val="18"/>
+        </w:numPr>
+        <w:ind w:left="1843" w:hanging="425"/>
+      </w:pPr>
+      <w:r>
+        <w:t>провести оценку компетенций участников команды и</w:t>
+      </w:r>
+      <w:r>
+        <w:t xml:space="preserve"> распределить нагрузку в соответствии с ними</w:t>
+      </w:r>
+      <w:r>
+        <w:t>;</w:t>
+      </w:r>
+      <w:r>
+        <w:t xml:space="preserve"> </w:t>
+      </w:r>
+    </w:p>
+    <w:p>
+      <w:pPr>
+        <w:pStyle w:val="aa"/>
+        <w:numPr>
+          <w:ilvl w:val="0"/>
+          <w:numId w:val="18"/>
+        </w:numPr>
+        <w:ind w:left="1843" w:hanging="425"/>
+      </w:pPr>
+      <w:r>
+        <w:t>изначально выбрать наиболее знакомые, доступные и лёгкие в освоении инструменты</w:t>
+      </w:r>
+      <w:r>
+        <w:t>;</w:t>
+      </w:r>
+    </w:p>
+    <w:p>
+      <w:pPr>
+        <w:pStyle w:val="aa"/>
+        <w:numPr>
+          <w:ilvl w:val="0"/>
+          <w:numId w:val="17"/>
+        </w:numPr>
+      </w:pPr>
+      <w:r>
+        <w:t>Смягчение:</w:t>
+      </w:r>
+    </w:p>
+    <w:p>
+      <w:pPr>
+        <w:pStyle w:val="aa"/>
+        <w:numPr>
+          <w:ilvl w:val="0"/>
+          <w:numId w:val="18"/>
+        </w:numPr>
+        <w:ind w:left="1843" w:hanging="425"/>
+      </w:pPr>
+      <w:r>
+        <w:t>выделить время на обучение команды необходимым навыкам</w:t>
+      </w:r>
+      <w:r>
+        <w:t>;</w:t>
+      </w:r>
+    </w:p>
+    <w:p>
+      <w:pPr>
+        <w:pStyle w:val="aa"/>
+        <w:numPr>
+          <w:ilvl w:val="0"/>
+          <w:numId w:val="17"/>
+        </w:numPr>
+      </w:pPr>
+      <w:r>
+        <w:t>Передача:</w:t>
+      </w:r>
+    </w:p>
+    <w:p>
+      <w:pPr>
+        <w:pStyle w:val="aa"/>
+        <w:numPr>
+          <w:ilvl w:val="0"/>
+          <w:numId w:val="18"/>
+        </w:numPr>
+        <w:ind w:left="1843" w:hanging="425"/>
+      </w:pPr>
+      <w:r>
+        <w:t>крайне нежелательна;</w:t>
+      </w:r>
+    </w:p>
+    <w:p>
+      <w:pPr>
+        <w:pStyle w:val="aa"/>
+        <w:numPr>
+          <w:ilvl w:val="0"/>
+          <w:numId w:val="17"/>
+        </w:numPr>
+      </w:pPr>
+      <w:r>
+        <w:t>Принятие:</w:t>
+      </w:r>
+    </w:p>
+    <w:p>
+      <w:pPr>
+        <w:pStyle w:val="aa"/>
+        <w:numPr>
+          <w:ilvl w:val="0"/>
+          <w:numId w:val="18"/>
+        </w:numPr>
+        <w:ind w:left="1843" w:hanging="425"/>
+      </w:pPr>
+      <w:r>
+        <w:t>невозможно, иначе придётся отказаться о</w:t>
+      </w:r>
+      <w:r>
+        <w:t>т</w:t>
+      </w:r>
+      <w:r>
+        <w:t xml:space="preserve"> проекта</w:t>
+      </w:r>
+      <w:r>
+        <w:t>;</w:t>
+      </w:r>
+    </w:p>
+    <w:p>
+      <w:pPr>
+        <w:ind w:left="709" w:firstLine="0"/>
+      </w:pPr>
+    </w:p>
+    <w:p>
+      <w:pPr>
+        <w:pStyle w:val="aa"/>
+        <w:numPr>
+          <w:ilvl w:val="0"/>
+          <w:numId w:val="3"/>
+        </w:numPr>
+      </w:pPr>
+      <w:r>
+        <w:rPr>
+          <w:b/>
+          <w:bCs/>
+          <w:u w:val="single"/>
+        </w:rPr>
+        <w:t>Изменение требований заказчика</w:t>
+      </w:r>
+      <w:r>
+        <w:t>.</w:t>
+      </w:r>
+    </w:p>
+    <w:p>
+      <w:r>
+        <w:t xml:space="preserve">Триггеры: </w:t>
+      </w:r>
+    </w:p>
+    <w:p>
+      <w:pPr>
+        <w:pStyle w:val="aa"/>
+        <w:numPr>
+          <w:ilvl w:val="0"/>
+          <w:numId w:val="5"/>
+        </w:numPr>
+        <w:ind w:hanging="295"/>
+      </w:pPr>
+      <w:r>
+        <w:t>пересмотр директором видения проекта по мере задания уточняющих вопросов</w:t>
+      </w:r>
+      <w:r>
+        <w:t>;</w:t>
+      </w:r>
+    </w:p>
+    <w:p>
+      <w:pPr>
+        <w:pStyle w:val="aa"/>
+        <w:numPr>
+          <w:ilvl w:val="0"/>
+          <w:numId w:val="5"/>
+        </w:numPr>
+        <w:ind w:hanging="295"/>
+      </w:pPr>
+      <w:r>
+        <w:t xml:space="preserve">новые пожелания заказчика </w:t>
+      </w:r>
+      <w:r>
+        <w:t>при</w:t>
+      </w:r>
+      <w:r>
+        <w:t xml:space="preserve"> демонстрации прототипа;</w:t>
+      </w:r>
+    </w:p>
+    <w:p>
+      <w:r>
+        <w:t>Планы по управлению:</w:t>
+      </w:r>
+    </w:p>
+    <w:p>
+      <w:pPr>
+        <w:pStyle w:val="aa"/>
+        <w:numPr>
+          <w:ilvl w:val="0"/>
+          <w:numId w:val="10"/>
+        </w:numPr>
+      </w:pPr>
+      <w:r>
+        <w:t>Избегание:</w:t>
+      </w:r>
+    </w:p>
+    <w:p>
+      <w:pPr>
+        <w:pStyle w:val="aa"/>
+        <w:numPr>
+          <w:ilvl w:val="0"/>
+          <w:numId w:val="13"/>
+        </w:numPr>
+        <w:ind w:left="1843" w:hanging="425"/>
+      </w:pPr>
+      <w:r>
+        <w:t>зафиксировать и подписать полное ТЗ</w:t>
+      </w:r>
+      <w:r>
+        <w:t>;</w:t>
+      </w:r>
+    </w:p>
+    <w:p>
+      <w:pPr>
+        <w:pStyle w:val="aa"/>
+        <w:numPr>
+          <w:ilvl w:val="0"/>
+          <w:numId w:val="13"/>
+        </w:numPr>
+        <w:ind w:left="1843" w:hanging="425"/>
+      </w:pPr>
+      <w:r>
+        <w:t>максимально подробно оговорить начальные требования</w:t>
+      </w:r>
+      <w:r>
+        <w:t>;</w:t>
+      </w:r>
+    </w:p>
+    <w:p>
+      <w:pPr>
+        <w:pStyle w:val="aa"/>
+        <w:numPr>
+          <w:ilvl w:val="0"/>
+          <w:numId w:val="10"/>
+        </w:numPr>
+      </w:pPr>
+      <w:r>
+        <w:t>Смягчение:</w:t>
+      </w:r>
+    </w:p>
+    <w:p>
+      <w:pPr>
+        <w:pStyle w:val="aa"/>
+        <w:numPr>
+          <w:ilvl w:val="0"/>
+          <w:numId w:val="11"/>
+        </w:numPr>
+        <w:ind w:left="1843" w:hanging="425"/>
+      </w:pPr>
+      <w:r>
+        <w:t>показывать прототип и срез работы заказчику с заданной периодичностью</w:t>
+      </w:r>
+      <w:r>
+        <w:t>;</w:t>
+      </w:r>
+    </w:p>
+    <w:p>
+      <w:pPr>
+        <w:pStyle w:val="aa"/>
+        <w:numPr>
+          <w:ilvl w:val="0"/>
+          <w:numId w:val="11"/>
+        </w:numPr>
+        <w:ind w:left="1843" w:hanging="425"/>
+      </w:pPr>
+      <w:r>
+        <w:t>заложить буфер времени на корректировки</w:t>
+      </w:r>
+      <w:r>
+        <w:t>;</w:t>
+      </w:r>
+    </w:p>
+    <w:p>
+      <w:pPr>
+        <w:pStyle w:val="aa"/>
+        <w:numPr>
+          <w:ilvl w:val="0"/>
+          <w:numId w:val="10"/>
+        </w:numPr>
+      </w:pPr>
+      <w:r>
+        <w:t>Передача:</w:t>
+      </w:r>
+    </w:p>
+    <w:p>
+      <w:pPr>
+        <w:pStyle w:val="aa"/>
+        <w:numPr>
+          <w:ilvl w:val="0"/>
+          <w:numId w:val="11"/>
+        </w:numPr>
+        <w:ind w:left="1843" w:hanging="425"/>
+      </w:pPr>
+      <w:r>
+        <w:lastRenderedPageBreak/>
+        <w:t>позволить заказчику самому утвердить финальный дизайн (сомнительно);</w:t>
+      </w:r>
+    </w:p>
+    <w:p>
+      <w:pPr>
+        <w:pStyle w:val="aa"/>
+        <w:numPr>
+          <w:ilvl w:val="0"/>
+          <w:numId w:val="10"/>
+        </w:numPr>
+      </w:pPr>
+      <w:r>
+        <w:t>Принятие:</w:t>
+      </w:r>
+    </w:p>
+    <w:p>
+      <w:pPr>
+        <w:pStyle w:val="aa"/>
+        <w:numPr>
+          <w:ilvl w:val="0"/>
+          <w:numId w:val="11"/>
+        </w:numPr>
+        <w:ind w:left="1843" w:hanging="425"/>
+      </w:pPr>
+      <w:r>
+        <w:t>своевременно вносить правки, не требующие радикальной перестройки системы;</w:t>
       </w:r>
     </w:p>
     <w:p/>
+    <w:p>
+      <w:pPr>
+        <w:pStyle w:val="aa"/>
+        <w:numPr>
+          <w:ilvl w:val="0"/>
+          <w:numId w:val="3"/>
+        </w:numPr>
+      </w:pPr>
+      <w:r>
+        <w:rPr>
+          <w:b/>
+          <w:bCs/>
+        </w:rPr>
+        <w:t>Ограниченное время участников команды</w:t>
+      </w:r>
+      <w:r>
+        <w:t>.</w:t>
+      </w:r>
+    </w:p>
+    <w:p>
+      <w:r>
+        <w:t xml:space="preserve">Триггеры: </w:t>
+      </w:r>
+    </w:p>
+    <w:p>
+      <w:pPr>
+        <w:pStyle w:val="aa"/>
+        <w:numPr>
+          <w:ilvl w:val="0"/>
+          <w:numId w:val="5"/>
+        </w:numPr>
+        <w:ind w:hanging="295"/>
+      </w:pPr>
+      <w:r>
+        <w:t>параллельное обучение в университете</w:t>
+      </w:r>
+      <w:r>
+        <w:rPr>
+          <w:lang w:val="en-US"/>
+        </w:rPr>
+        <w:t>;</w:t>
+      </w:r>
+    </w:p>
+    <w:p>
+      <w:pPr>
+        <w:pStyle w:val="aa"/>
+        <w:numPr>
+          <w:ilvl w:val="0"/>
+          <w:numId w:val="5"/>
+        </w:numPr>
+        <w:ind w:hanging="295"/>
+      </w:pPr>
+      <w:r>
+        <w:t>сессия и зачёты</w:t>
+      </w:r>
+      <w:r>
+        <w:rPr>
+          <w:lang w:val="en-US"/>
+        </w:rPr>
+        <w:t>;</w:t>
+      </w:r>
+      <w:r>
+        <w:t xml:space="preserve"> </w:t>
+      </w:r>
+    </w:p>
+    <w:p>
+      <w:r>
+        <w:t>Планы по управлению:</w:t>
+      </w:r>
+    </w:p>
+    <w:p>
+      <w:pPr>
+        <w:pStyle w:val="aa"/>
+        <w:numPr>
+          <w:ilvl w:val="0"/>
+          <w:numId w:val="8"/>
+        </w:numPr>
+      </w:pPr>
+      <w:r>
+        <w:t>Избегание:</w:t>
+      </w:r>
+    </w:p>
+    <w:p>
+      <w:pPr>
+        <w:pStyle w:val="aa"/>
+        <w:numPr>
+          <w:ilvl w:val="0"/>
+          <w:numId w:val="9"/>
+        </w:numPr>
+        <w:ind w:left="1843" w:hanging="425"/>
+      </w:pPr>
+      <w:r>
+        <w:t>учесть параллельную нагрузку на этапе начального планирования проекта</w:t>
+      </w:r>
+      <w:r>
+        <w:t>;</w:t>
+      </w:r>
+    </w:p>
+    <w:p>
+      <w:pPr>
+        <w:pStyle w:val="aa"/>
+        <w:numPr>
+          <w:ilvl w:val="0"/>
+          <w:numId w:val="8"/>
+        </w:numPr>
+      </w:pPr>
+      <w:r>
+        <w:t>Смягчение:</w:t>
+      </w:r>
+    </w:p>
+    <w:p>
+      <w:pPr>
+        <w:pStyle w:val="aa"/>
+        <w:numPr>
+          <w:ilvl w:val="0"/>
+          <w:numId w:val="9"/>
+        </w:numPr>
+        <w:ind w:left="1843" w:hanging="425"/>
+      </w:pPr>
+      <w:r>
+        <w:t>перераспределять и делегировать задачи;</w:t>
+      </w:r>
+    </w:p>
+    <w:p>
+      <w:pPr>
+        <w:pStyle w:val="aa"/>
+        <w:numPr>
+          <w:ilvl w:val="0"/>
+          <w:numId w:val="9"/>
+        </w:numPr>
+        <w:ind w:left="1843" w:hanging="425"/>
+      </w:pPr>
+      <w:r>
+        <w:t>сдвигать дедлайны и разбивать крупные задачи на меньшие;</w:t>
+      </w:r>
+    </w:p>
+    <w:p>
+      <w:pPr>
+        <w:pStyle w:val="aa"/>
+        <w:numPr>
+          <w:ilvl w:val="0"/>
+          <w:numId w:val="8"/>
+        </w:numPr>
+      </w:pPr>
+      <w:r>
+        <w:t>Передача:</w:t>
+      </w:r>
+    </w:p>
+    <w:p>
+      <w:pPr>
+        <w:pStyle w:val="aa"/>
+        <w:numPr>
+          <w:ilvl w:val="0"/>
+          <w:numId w:val="9"/>
+        </w:numPr>
+        <w:ind w:left="1843" w:hanging="425"/>
+      </w:pPr>
+      <w:r>
+        <w:t>нельзя и некому, проект и так небольшой</w:t>
+      </w:r>
+      <w:r>
+        <w:t>;</w:t>
+      </w:r>
+    </w:p>
+    <w:p>
+      <w:pPr>
+        <w:pStyle w:val="aa"/>
+        <w:numPr>
+          <w:ilvl w:val="0"/>
+          <w:numId w:val="8"/>
+        </w:numPr>
+      </w:pPr>
+      <w:r>
+        <w:t>Принятие:</w:t>
+      </w:r>
+    </w:p>
+    <w:p>
+      <w:pPr>
+        <w:pStyle w:val="aa"/>
+        <w:numPr>
+          <w:ilvl w:val="0"/>
+          <w:numId w:val="9"/>
+        </w:numPr>
+        <w:ind w:left="1843" w:hanging="425"/>
+      </w:pPr>
+      <w:r>
+        <w:t>возможно только для некритических задач с учётом гибкого графика проекта</w:t>
+      </w:r>
+      <w:r>
+        <w:t>;</w:t>
+      </w:r>
+    </w:p>
+    <w:p/>
+    <w:p/>
+    <w:p>
+      <w:pPr>
+        <w:pStyle w:val="1"/>
+        <w:numPr>
+          <w:ilvl w:val="0"/>
+          <w:numId w:val="1"/>
+        </w:numPr>
+      </w:pPr>
+      <w:r>
+        <w:t>ВЫВОД</w:t>
+      </w:r>
+    </w:p>
+    <w:p>
+      <w:pPr>
+        <w:rPr>
+          <w:lang w:val="en-US"/>
+        </w:rPr>
+      </w:pPr>
+    </w:p>
+    <w:p>
+      <w:r>
+        <w:t xml:space="preserve">В ходе работы были изучены основные положения о процессе фиксирования и предупреждения рисков при управлении </w:t>
+      </w:r>
+      <w:r>
+        <w:rPr>
+          <w:lang w:val="en-US"/>
+        </w:rPr>
+        <w:t>IT</w:t>
+      </w:r>
+      <w:r>
+        <w:t>-</w:t>
+      </w:r>
+      <w:r>
+        <w:t>проектами. По имеющемуся уставу выявлены и характеризированы риски проекта, для наиболее существенных написаны стратегии управления.</w:t>
+      </w:r>
+    </w:p>
     <w:sectPr>
       <w:headerReference w:type="default" r:id="rId8"/>
       <w:headerReference w:type="first" r:id="rId9"/>
@@ -1146,32 +3142,139 @@
     </w:lvl>
   </w:abstractNum>
   <w:abstractNum w:abstractNumId="1" w15:restartNumberingAfterBreak="0">
-    <w:nsid w:val="656E7ED4"/>
+    <w:nsid w:val="02C32522"/>
     <w:multiLevelType w:val="hybridMultilevel"/>
-    <w:tmpl w:val="B2A63E0A"/>
-    <w:lvl w:ilvl="0" w:tplc="0D46AC66">
+    <w:tmpl w:val="DF4643F2"/>
+    <w:lvl w:ilvl="0" w:tplc="9C8078D6">
+      <w:start w:val="1"/>
+      <w:numFmt w:val="bullet"/>
+      <w:lvlText w:val=""/>
+      <w:lvlJc w:val="left"/>
+      <w:pPr>
+        <w:ind w:left="1429" w:hanging="360"/>
+      </w:pPr>
+      <w:rPr>
+        <w:rFonts w:ascii="Symbol" w:hAnsi="Symbol" w:hint="default"/>
+      </w:rPr>
+    </w:lvl>
+    <w:lvl w:ilvl="1" w:tplc="04190003" w:tentative="1">
+      <w:start w:val="1"/>
+      <w:numFmt w:val="bullet"/>
+      <w:lvlText w:val="o"/>
+      <w:lvlJc w:val="left"/>
+      <w:pPr>
+        <w:ind w:left="2149" w:hanging="360"/>
+      </w:pPr>
+      <w:rPr>
+        <w:rFonts w:ascii="Courier New" w:hAnsi="Courier New" w:cs="Courier New" w:hint="default"/>
+      </w:rPr>
+    </w:lvl>
+    <w:lvl w:ilvl="2" w:tplc="04190005" w:tentative="1">
+      <w:start w:val="1"/>
+      <w:numFmt w:val="bullet"/>
+      <w:lvlText w:val=""/>
+      <w:lvlJc w:val="left"/>
+      <w:pPr>
+        <w:ind w:left="2869" w:hanging="360"/>
+      </w:pPr>
+      <w:rPr>
+        <w:rFonts w:ascii="Wingdings" w:hAnsi="Wingdings" w:hint="default"/>
+      </w:rPr>
+    </w:lvl>
+    <w:lvl w:ilvl="3" w:tplc="04190001" w:tentative="1">
+      <w:start w:val="1"/>
+      <w:numFmt w:val="bullet"/>
+      <w:lvlText w:val=""/>
+      <w:lvlJc w:val="left"/>
+      <w:pPr>
+        <w:ind w:left="3589" w:hanging="360"/>
+      </w:pPr>
+      <w:rPr>
+        <w:rFonts w:ascii="Symbol" w:hAnsi="Symbol" w:hint="default"/>
+      </w:rPr>
+    </w:lvl>
+    <w:lvl w:ilvl="4" w:tplc="04190003" w:tentative="1">
+      <w:start w:val="1"/>
+      <w:numFmt w:val="bullet"/>
+      <w:lvlText w:val="o"/>
+      <w:lvlJc w:val="left"/>
+      <w:pPr>
+        <w:ind w:left="4309" w:hanging="360"/>
+      </w:pPr>
+      <w:rPr>
+        <w:rFonts w:ascii="Courier New" w:hAnsi="Courier New" w:cs="Courier New" w:hint="default"/>
+      </w:rPr>
+    </w:lvl>
+    <w:lvl w:ilvl="5" w:tplc="04190005" w:tentative="1">
+      <w:start w:val="1"/>
+      <w:numFmt w:val="bullet"/>
+      <w:lvlText w:val=""/>
+      <w:lvlJc w:val="left"/>
+      <w:pPr>
+        <w:ind w:left="5029" w:hanging="360"/>
+      </w:pPr>
+      <w:rPr>
+        <w:rFonts w:ascii="Wingdings" w:hAnsi="Wingdings" w:hint="default"/>
+      </w:rPr>
+    </w:lvl>
+    <w:lvl w:ilvl="6" w:tplc="04190001" w:tentative="1">
+      <w:start w:val="1"/>
+      <w:numFmt w:val="bullet"/>
+      <w:lvlText w:val=""/>
+      <w:lvlJc w:val="left"/>
+      <w:pPr>
+        <w:ind w:left="5749" w:hanging="360"/>
+      </w:pPr>
+      <w:rPr>
+        <w:rFonts w:ascii="Symbol" w:hAnsi="Symbol" w:hint="default"/>
+      </w:rPr>
+    </w:lvl>
+    <w:lvl w:ilvl="7" w:tplc="04190003" w:tentative="1">
+      <w:start w:val="1"/>
+      <w:numFmt w:val="bullet"/>
+      <w:lvlText w:val="o"/>
+      <w:lvlJc w:val="left"/>
+      <w:pPr>
+        <w:ind w:left="6469" w:hanging="360"/>
+      </w:pPr>
+      <w:rPr>
+        <w:rFonts w:ascii="Courier New" w:hAnsi="Courier New" w:cs="Courier New" w:hint="default"/>
+      </w:rPr>
+    </w:lvl>
+    <w:lvl w:ilvl="8" w:tplc="04190005" w:tentative="1">
+      <w:start w:val="1"/>
+      <w:numFmt w:val="bullet"/>
+      <w:lvlText w:val=""/>
+      <w:lvlJc w:val="left"/>
+      <w:pPr>
+        <w:ind w:left="7189" w:hanging="360"/>
+      </w:pPr>
+      <w:rPr>
+        <w:rFonts w:ascii="Wingdings" w:hAnsi="Wingdings" w:hint="default"/>
+      </w:rPr>
+    </w:lvl>
+  </w:abstractNum>
+  <w:abstractNum w:abstractNumId="2" w15:restartNumberingAfterBreak="0">
+    <w:nsid w:val="0D3D047E"/>
+    <w:multiLevelType w:val="hybridMultilevel"/>
+    <w:tmpl w:val="1B7A631C"/>
+    <w:lvl w:ilvl="0" w:tplc="04190011">
       <w:start w:val="1"/>
       <w:numFmt w:val="decimal"/>
-      <w:lvlText w:val="%1."/>
-      <w:lvlJc w:val="left"/>
-      <w:pPr>
-        <w:ind w:left="1069" w:hanging="360"/>
-      </w:pPr>
-      <w:rPr>
-        <w:rFonts w:hint="default"/>
-      </w:rPr>
-    </w:lvl>
-    <w:lvl w:ilvl="1" w:tplc="04190001">
-      <w:start w:val="1"/>
-      <w:numFmt w:val="bullet"/>
-      <w:lvlText w:val=""/>
-      <w:lvlJc w:val="left"/>
-      <w:pPr>
-        <w:ind w:left="1789" w:hanging="360"/>
-      </w:pPr>
-      <w:rPr>
-        <w:rFonts w:ascii="Symbol" w:hAnsi="Symbol" w:hint="default"/>
-      </w:rPr>
+      <w:lvlText w:val="%1)"/>
+      <w:lvlJc w:val="left"/>
+      <w:pPr>
+        <w:ind w:left="720" w:hanging="360"/>
+      </w:pPr>
+    </w:lvl>
+    <w:lvl w:ilvl="1" w:tplc="04190019" w:tentative="1">
+      <w:start w:val="1"/>
+      <w:numFmt w:val="lowerLetter"/>
+      <w:lvlText w:val="%2."/>
+      <w:lvlJc w:val="left"/>
+      <w:pPr>
+        <w:ind w:left="1440" w:hanging="360"/>
+      </w:pPr>
     </w:lvl>
     <w:lvl w:ilvl="2" w:tplc="0419001B" w:tentative="1">
       <w:start w:val="1"/>
@@ -1179,7 +3282,7 @@
       <w:lvlText w:val="%3."/>
       <w:lvlJc w:val="right"/>
       <w:pPr>
-        <w:ind w:left="2509" w:hanging="180"/>
+        <w:ind w:left="2160" w:hanging="180"/>
       </w:pPr>
     </w:lvl>
     <w:lvl w:ilvl="3" w:tplc="0419000F" w:tentative="1">
@@ -1188,7 +3291,7 @@
       <w:lvlText w:val="%4."/>
       <w:lvlJc w:val="left"/>
       <w:pPr>
-        <w:ind w:left="3229" w:hanging="360"/>
+        <w:ind w:left="2880" w:hanging="360"/>
       </w:pPr>
     </w:lvl>
     <w:lvl w:ilvl="4" w:tplc="04190019" w:tentative="1">
@@ -1197,7 +3300,7 @@
       <w:lvlText w:val="%5."/>
       <w:lvlJc w:val="left"/>
       <w:pPr>
-        <w:ind w:left="3949" w:hanging="360"/>
+        <w:ind w:left="3600" w:hanging="360"/>
       </w:pPr>
     </w:lvl>
     <w:lvl w:ilvl="5" w:tplc="0419001B" w:tentative="1">
@@ -1206,7 +3309,7 @@
       <w:lvlText w:val="%6."/>
       <w:lvlJc w:val="right"/>
       <w:pPr>
-        <w:ind w:left="4669" w:hanging="180"/>
+        <w:ind w:left="4320" w:hanging="180"/>
       </w:pPr>
     </w:lvl>
     <w:lvl w:ilvl="6" w:tplc="0419000F" w:tentative="1">
@@ -1215,7 +3318,7 @@
       <w:lvlText w:val="%7."/>
       <w:lvlJc w:val="left"/>
       <w:pPr>
-        <w:ind w:left="5389" w:hanging="360"/>
+        <w:ind w:left="5040" w:hanging="360"/>
       </w:pPr>
     </w:lvl>
     <w:lvl w:ilvl="7" w:tplc="04190019" w:tentative="1">
@@ -1224,7 +3327,7 @@
       <w:lvlText w:val="%8."/>
       <w:lvlJc w:val="left"/>
       <w:pPr>
-        <w:ind w:left="6109" w:hanging="360"/>
+        <w:ind w:left="5760" w:hanging="360"/>
       </w:pPr>
     </w:lvl>
     <w:lvl w:ilvl="8" w:tplc="0419001B" w:tentative="1">
@@ -1233,15 +3336,1700 @@
       <w:lvlText w:val="%9."/>
       <w:lvlJc w:val="right"/>
       <w:pPr>
+        <w:ind w:left="6480" w:hanging="180"/>
+      </w:pPr>
+    </w:lvl>
+  </w:abstractNum>
+  <w:abstractNum w:abstractNumId="3" w15:restartNumberingAfterBreak="0">
+    <w:nsid w:val="0DC60C53"/>
+    <w:multiLevelType w:val="hybridMultilevel"/>
+    <w:tmpl w:val="8D94FB6A"/>
+    <w:lvl w:ilvl="0" w:tplc="D0FCE5F6">
+      <w:start w:val="1"/>
+      <w:numFmt w:val="decimal"/>
+      <w:lvlText w:val="%1."/>
+      <w:lvlJc w:val="left"/>
+      <w:pPr>
+        <w:ind w:left="1069" w:hanging="360"/>
+      </w:pPr>
+      <w:rPr>
+        <w:rFonts w:hint="default"/>
+      </w:rPr>
+    </w:lvl>
+    <w:lvl w:ilvl="1" w:tplc="04190019" w:tentative="1">
+      <w:start w:val="1"/>
+      <w:numFmt w:val="lowerLetter"/>
+      <w:lvlText w:val="%2."/>
+      <w:lvlJc w:val="left"/>
+      <w:pPr>
+        <w:ind w:left="1789" w:hanging="360"/>
+      </w:pPr>
+    </w:lvl>
+    <w:lvl w:ilvl="2" w:tplc="0419001B" w:tentative="1">
+      <w:start w:val="1"/>
+      <w:numFmt w:val="lowerRoman"/>
+      <w:lvlText w:val="%3."/>
+      <w:lvlJc w:val="right"/>
+      <w:pPr>
+        <w:ind w:left="2509" w:hanging="180"/>
+      </w:pPr>
+    </w:lvl>
+    <w:lvl w:ilvl="3" w:tplc="0419000F" w:tentative="1">
+      <w:start w:val="1"/>
+      <w:numFmt w:val="decimal"/>
+      <w:lvlText w:val="%4."/>
+      <w:lvlJc w:val="left"/>
+      <w:pPr>
+        <w:ind w:left="3229" w:hanging="360"/>
+      </w:pPr>
+    </w:lvl>
+    <w:lvl w:ilvl="4" w:tplc="04190019" w:tentative="1">
+      <w:start w:val="1"/>
+      <w:numFmt w:val="lowerLetter"/>
+      <w:lvlText w:val="%5."/>
+      <w:lvlJc w:val="left"/>
+      <w:pPr>
+        <w:ind w:left="3949" w:hanging="360"/>
+      </w:pPr>
+    </w:lvl>
+    <w:lvl w:ilvl="5" w:tplc="0419001B" w:tentative="1">
+      <w:start w:val="1"/>
+      <w:numFmt w:val="lowerRoman"/>
+      <w:lvlText w:val="%6."/>
+      <w:lvlJc w:val="right"/>
+      <w:pPr>
+        <w:ind w:left="4669" w:hanging="180"/>
+      </w:pPr>
+    </w:lvl>
+    <w:lvl w:ilvl="6" w:tplc="0419000F" w:tentative="1">
+      <w:start w:val="1"/>
+      <w:numFmt w:val="decimal"/>
+      <w:lvlText w:val="%7."/>
+      <w:lvlJc w:val="left"/>
+      <w:pPr>
+        <w:ind w:left="5389" w:hanging="360"/>
+      </w:pPr>
+    </w:lvl>
+    <w:lvl w:ilvl="7" w:tplc="04190019" w:tentative="1">
+      <w:start w:val="1"/>
+      <w:numFmt w:val="lowerLetter"/>
+      <w:lvlText w:val="%8."/>
+      <w:lvlJc w:val="left"/>
+      <w:pPr>
+        <w:ind w:left="6109" w:hanging="360"/>
+      </w:pPr>
+    </w:lvl>
+    <w:lvl w:ilvl="8" w:tplc="0419001B" w:tentative="1">
+      <w:start w:val="1"/>
+      <w:numFmt w:val="lowerRoman"/>
+      <w:lvlText w:val="%9."/>
+      <w:lvlJc w:val="right"/>
+      <w:pPr>
         <w:ind w:left="6829" w:hanging="180"/>
       </w:pPr>
+    </w:lvl>
+  </w:abstractNum>
+  <w:abstractNum w:abstractNumId="4" w15:restartNumberingAfterBreak="0">
+    <w:nsid w:val="0F6F466C"/>
+    <w:multiLevelType w:val="hybridMultilevel"/>
+    <w:tmpl w:val="E244ED2A"/>
+    <w:lvl w:ilvl="0" w:tplc="9C8078D6">
+      <w:start w:val="1"/>
+      <w:numFmt w:val="bullet"/>
+      <w:lvlText w:val=""/>
+      <w:lvlJc w:val="left"/>
+      <w:pPr>
+        <w:ind w:left="1429" w:hanging="360"/>
+      </w:pPr>
+      <w:rPr>
+        <w:rFonts w:ascii="Symbol" w:hAnsi="Symbol" w:hint="default"/>
+      </w:rPr>
+    </w:lvl>
+    <w:lvl w:ilvl="1" w:tplc="04190003" w:tentative="1">
+      <w:start w:val="1"/>
+      <w:numFmt w:val="bullet"/>
+      <w:lvlText w:val="o"/>
+      <w:lvlJc w:val="left"/>
+      <w:pPr>
+        <w:ind w:left="2149" w:hanging="360"/>
+      </w:pPr>
+      <w:rPr>
+        <w:rFonts w:ascii="Courier New" w:hAnsi="Courier New" w:cs="Courier New" w:hint="default"/>
+      </w:rPr>
+    </w:lvl>
+    <w:lvl w:ilvl="2" w:tplc="04190005" w:tentative="1">
+      <w:start w:val="1"/>
+      <w:numFmt w:val="bullet"/>
+      <w:lvlText w:val=""/>
+      <w:lvlJc w:val="left"/>
+      <w:pPr>
+        <w:ind w:left="2869" w:hanging="360"/>
+      </w:pPr>
+      <w:rPr>
+        <w:rFonts w:ascii="Wingdings" w:hAnsi="Wingdings" w:hint="default"/>
+      </w:rPr>
+    </w:lvl>
+    <w:lvl w:ilvl="3" w:tplc="04190001" w:tentative="1">
+      <w:start w:val="1"/>
+      <w:numFmt w:val="bullet"/>
+      <w:lvlText w:val=""/>
+      <w:lvlJc w:val="left"/>
+      <w:pPr>
+        <w:ind w:left="3589" w:hanging="360"/>
+      </w:pPr>
+      <w:rPr>
+        <w:rFonts w:ascii="Symbol" w:hAnsi="Symbol" w:hint="default"/>
+      </w:rPr>
+    </w:lvl>
+    <w:lvl w:ilvl="4" w:tplc="04190003" w:tentative="1">
+      <w:start w:val="1"/>
+      <w:numFmt w:val="bullet"/>
+      <w:lvlText w:val="o"/>
+      <w:lvlJc w:val="left"/>
+      <w:pPr>
+        <w:ind w:left="4309" w:hanging="360"/>
+      </w:pPr>
+      <w:rPr>
+        <w:rFonts w:ascii="Courier New" w:hAnsi="Courier New" w:cs="Courier New" w:hint="default"/>
+      </w:rPr>
+    </w:lvl>
+    <w:lvl w:ilvl="5" w:tplc="04190005" w:tentative="1">
+      <w:start w:val="1"/>
+      <w:numFmt w:val="bullet"/>
+      <w:lvlText w:val=""/>
+      <w:lvlJc w:val="left"/>
+      <w:pPr>
+        <w:ind w:left="5029" w:hanging="360"/>
+      </w:pPr>
+      <w:rPr>
+        <w:rFonts w:ascii="Wingdings" w:hAnsi="Wingdings" w:hint="default"/>
+      </w:rPr>
+    </w:lvl>
+    <w:lvl w:ilvl="6" w:tplc="04190001" w:tentative="1">
+      <w:start w:val="1"/>
+      <w:numFmt w:val="bullet"/>
+      <w:lvlText w:val=""/>
+      <w:lvlJc w:val="left"/>
+      <w:pPr>
+        <w:ind w:left="5749" w:hanging="360"/>
+      </w:pPr>
+      <w:rPr>
+        <w:rFonts w:ascii="Symbol" w:hAnsi="Symbol" w:hint="default"/>
+      </w:rPr>
+    </w:lvl>
+    <w:lvl w:ilvl="7" w:tplc="04190003" w:tentative="1">
+      <w:start w:val="1"/>
+      <w:numFmt w:val="bullet"/>
+      <w:lvlText w:val="o"/>
+      <w:lvlJc w:val="left"/>
+      <w:pPr>
+        <w:ind w:left="6469" w:hanging="360"/>
+      </w:pPr>
+      <w:rPr>
+        <w:rFonts w:ascii="Courier New" w:hAnsi="Courier New" w:cs="Courier New" w:hint="default"/>
+      </w:rPr>
+    </w:lvl>
+    <w:lvl w:ilvl="8" w:tplc="04190005" w:tentative="1">
+      <w:start w:val="1"/>
+      <w:numFmt w:val="bullet"/>
+      <w:lvlText w:val=""/>
+      <w:lvlJc w:val="left"/>
+      <w:pPr>
+        <w:ind w:left="7189" w:hanging="360"/>
+      </w:pPr>
+      <w:rPr>
+        <w:rFonts w:ascii="Wingdings" w:hAnsi="Wingdings" w:hint="default"/>
+      </w:rPr>
+    </w:lvl>
+  </w:abstractNum>
+  <w:abstractNum w:abstractNumId="5" w15:restartNumberingAfterBreak="0">
+    <w:nsid w:val="11871B3E"/>
+    <w:multiLevelType w:val="hybridMultilevel"/>
+    <w:tmpl w:val="B9906A62"/>
+    <w:lvl w:ilvl="0" w:tplc="9C8078D6">
+      <w:start w:val="1"/>
+      <w:numFmt w:val="bullet"/>
+      <w:lvlText w:val=""/>
+      <w:lvlJc w:val="left"/>
+      <w:pPr>
+        <w:ind w:left="1429" w:hanging="360"/>
+      </w:pPr>
+      <w:rPr>
+        <w:rFonts w:ascii="Symbol" w:hAnsi="Symbol" w:hint="default"/>
+      </w:rPr>
+    </w:lvl>
+    <w:lvl w:ilvl="1" w:tplc="04190003" w:tentative="1">
+      <w:start w:val="1"/>
+      <w:numFmt w:val="bullet"/>
+      <w:lvlText w:val="o"/>
+      <w:lvlJc w:val="left"/>
+      <w:pPr>
+        <w:ind w:left="2149" w:hanging="360"/>
+      </w:pPr>
+      <w:rPr>
+        <w:rFonts w:ascii="Courier New" w:hAnsi="Courier New" w:cs="Courier New" w:hint="default"/>
+      </w:rPr>
+    </w:lvl>
+    <w:lvl w:ilvl="2" w:tplc="04190005" w:tentative="1">
+      <w:start w:val="1"/>
+      <w:numFmt w:val="bullet"/>
+      <w:lvlText w:val=""/>
+      <w:lvlJc w:val="left"/>
+      <w:pPr>
+        <w:ind w:left="2869" w:hanging="360"/>
+      </w:pPr>
+      <w:rPr>
+        <w:rFonts w:ascii="Wingdings" w:hAnsi="Wingdings" w:hint="default"/>
+      </w:rPr>
+    </w:lvl>
+    <w:lvl w:ilvl="3" w:tplc="04190001" w:tentative="1">
+      <w:start w:val="1"/>
+      <w:numFmt w:val="bullet"/>
+      <w:lvlText w:val=""/>
+      <w:lvlJc w:val="left"/>
+      <w:pPr>
+        <w:ind w:left="3589" w:hanging="360"/>
+      </w:pPr>
+      <w:rPr>
+        <w:rFonts w:ascii="Symbol" w:hAnsi="Symbol" w:hint="default"/>
+      </w:rPr>
+    </w:lvl>
+    <w:lvl w:ilvl="4" w:tplc="04190003" w:tentative="1">
+      <w:start w:val="1"/>
+      <w:numFmt w:val="bullet"/>
+      <w:lvlText w:val="o"/>
+      <w:lvlJc w:val="left"/>
+      <w:pPr>
+        <w:ind w:left="4309" w:hanging="360"/>
+      </w:pPr>
+      <w:rPr>
+        <w:rFonts w:ascii="Courier New" w:hAnsi="Courier New" w:cs="Courier New" w:hint="default"/>
+      </w:rPr>
+    </w:lvl>
+    <w:lvl w:ilvl="5" w:tplc="04190005" w:tentative="1">
+      <w:start w:val="1"/>
+      <w:numFmt w:val="bullet"/>
+      <w:lvlText w:val=""/>
+      <w:lvlJc w:val="left"/>
+      <w:pPr>
+        <w:ind w:left="5029" w:hanging="360"/>
+      </w:pPr>
+      <w:rPr>
+        <w:rFonts w:ascii="Wingdings" w:hAnsi="Wingdings" w:hint="default"/>
+      </w:rPr>
+    </w:lvl>
+    <w:lvl w:ilvl="6" w:tplc="04190001" w:tentative="1">
+      <w:start w:val="1"/>
+      <w:numFmt w:val="bullet"/>
+      <w:lvlText w:val=""/>
+      <w:lvlJc w:val="left"/>
+      <w:pPr>
+        <w:ind w:left="5749" w:hanging="360"/>
+      </w:pPr>
+      <w:rPr>
+        <w:rFonts w:ascii="Symbol" w:hAnsi="Symbol" w:hint="default"/>
+      </w:rPr>
+    </w:lvl>
+    <w:lvl w:ilvl="7" w:tplc="04190003" w:tentative="1">
+      <w:start w:val="1"/>
+      <w:numFmt w:val="bullet"/>
+      <w:lvlText w:val="o"/>
+      <w:lvlJc w:val="left"/>
+      <w:pPr>
+        <w:ind w:left="6469" w:hanging="360"/>
+      </w:pPr>
+      <w:rPr>
+        <w:rFonts w:ascii="Courier New" w:hAnsi="Courier New" w:cs="Courier New" w:hint="default"/>
+      </w:rPr>
+    </w:lvl>
+    <w:lvl w:ilvl="8" w:tplc="04190005" w:tentative="1">
+      <w:start w:val="1"/>
+      <w:numFmt w:val="bullet"/>
+      <w:lvlText w:val=""/>
+      <w:lvlJc w:val="left"/>
+      <w:pPr>
+        <w:ind w:left="7189" w:hanging="360"/>
+      </w:pPr>
+      <w:rPr>
+        <w:rFonts w:ascii="Wingdings" w:hAnsi="Wingdings" w:hint="default"/>
+      </w:rPr>
+    </w:lvl>
+  </w:abstractNum>
+  <w:abstractNum w:abstractNumId="6" w15:restartNumberingAfterBreak="0">
+    <w:nsid w:val="14053F5C"/>
+    <w:multiLevelType w:val="hybridMultilevel"/>
+    <w:tmpl w:val="CA3C0EF4"/>
+    <w:lvl w:ilvl="0" w:tplc="9C8078D6">
+      <w:start w:val="1"/>
+      <w:numFmt w:val="bullet"/>
+      <w:lvlText w:val=""/>
+      <w:lvlJc w:val="left"/>
+      <w:pPr>
+        <w:ind w:left="1429" w:hanging="360"/>
+      </w:pPr>
+      <w:rPr>
+        <w:rFonts w:ascii="Symbol" w:hAnsi="Symbol" w:hint="default"/>
+      </w:rPr>
+    </w:lvl>
+    <w:lvl w:ilvl="1" w:tplc="04190003" w:tentative="1">
+      <w:start w:val="1"/>
+      <w:numFmt w:val="bullet"/>
+      <w:lvlText w:val="o"/>
+      <w:lvlJc w:val="left"/>
+      <w:pPr>
+        <w:ind w:left="2149" w:hanging="360"/>
+      </w:pPr>
+      <w:rPr>
+        <w:rFonts w:ascii="Courier New" w:hAnsi="Courier New" w:cs="Courier New" w:hint="default"/>
+      </w:rPr>
+    </w:lvl>
+    <w:lvl w:ilvl="2" w:tplc="04190005" w:tentative="1">
+      <w:start w:val="1"/>
+      <w:numFmt w:val="bullet"/>
+      <w:lvlText w:val=""/>
+      <w:lvlJc w:val="left"/>
+      <w:pPr>
+        <w:ind w:left="2869" w:hanging="360"/>
+      </w:pPr>
+      <w:rPr>
+        <w:rFonts w:ascii="Wingdings" w:hAnsi="Wingdings" w:hint="default"/>
+      </w:rPr>
+    </w:lvl>
+    <w:lvl w:ilvl="3" w:tplc="04190001" w:tentative="1">
+      <w:start w:val="1"/>
+      <w:numFmt w:val="bullet"/>
+      <w:lvlText w:val=""/>
+      <w:lvlJc w:val="left"/>
+      <w:pPr>
+        <w:ind w:left="3589" w:hanging="360"/>
+      </w:pPr>
+      <w:rPr>
+        <w:rFonts w:ascii="Symbol" w:hAnsi="Symbol" w:hint="default"/>
+      </w:rPr>
+    </w:lvl>
+    <w:lvl w:ilvl="4" w:tplc="04190003" w:tentative="1">
+      <w:start w:val="1"/>
+      <w:numFmt w:val="bullet"/>
+      <w:lvlText w:val="o"/>
+      <w:lvlJc w:val="left"/>
+      <w:pPr>
+        <w:ind w:left="4309" w:hanging="360"/>
+      </w:pPr>
+      <w:rPr>
+        <w:rFonts w:ascii="Courier New" w:hAnsi="Courier New" w:cs="Courier New" w:hint="default"/>
+      </w:rPr>
+    </w:lvl>
+    <w:lvl w:ilvl="5" w:tplc="04190005" w:tentative="1">
+      <w:start w:val="1"/>
+      <w:numFmt w:val="bullet"/>
+      <w:lvlText w:val=""/>
+      <w:lvlJc w:val="left"/>
+      <w:pPr>
+        <w:ind w:left="5029" w:hanging="360"/>
+      </w:pPr>
+      <w:rPr>
+        <w:rFonts w:ascii="Wingdings" w:hAnsi="Wingdings" w:hint="default"/>
+      </w:rPr>
+    </w:lvl>
+    <w:lvl w:ilvl="6" w:tplc="04190001" w:tentative="1">
+      <w:start w:val="1"/>
+      <w:numFmt w:val="bullet"/>
+      <w:lvlText w:val=""/>
+      <w:lvlJc w:val="left"/>
+      <w:pPr>
+        <w:ind w:left="5749" w:hanging="360"/>
+      </w:pPr>
+      <w:rPr>
+        <w:rFonts w:ascii="Symbol" w:hAnsi="Symbol" w:hint="default"/>
+      </w:rPr>
+    </w:lvl>
+    <w:lvl w:ilvl="7" w:tplc="04190003" w:tentative="1">
+      <w:start w:val="1"/>
+      <w:numFmt w:val="bullet"/>
+      <w:lvlText w:val="o"/>
+      <w:lvlJc w:val="left"/>
+      <w:pPr>
+        <w:ind w:left="6469" w:hanging="360"/>
+      </w:pPr>
+      <w:rPr>
+        <w:rFonts w:ascii="Courier New" w:hAnsi="Courier New" w:cs="Courier New" w:hint="default"/>
+      </w:rPr>
+    </w:lvl>
+    <w:lvl w:ilvl="8" w:tplc="04190005" w:tentative="1">
+      <w:start w:val="1"/>
+      <w:numFmt w:val="bullet"/>
+      <w:lvlText w:val=""/>
+      <w:lvlJc w:val="left"/>
+      <w:pPr>
+        <w:ind w:left="7189" w:hanging="360"/>
+      </w:pPr>
+      <w:rPr>
+        <w:rFonts w:ascii="Wingdings" w:hAnsi="Wingdings" w:hint="default"/>
+      </w:rPr>
+    </w:lvl>
+  </w:abstractNum>
+  <w:abstractNum w:abstractNumId="7" w15:restartNumberingAfterBreak="0">
+    <w:nsid w:val="18506EF2"/>
+    <w:multiLevelType w:val="hybridMultilevel"/>
+    <w:tmpl w:val="26525A0E"/>
+    <w:lvl w:ilvl="0" w:tplc="9C8078D6">
+      <w:start w:val="1"/>
+      <w:numFmt w:val="bullet"/>
+      <w:lvlText w:val=""/>
+      <w:lvlJc w:val="left"/>
+      <w:pPr>
+        <w:ind w:left="1429" w:hanging="360"/>
+      </w:pPr>
+      <w:rPr>
+        <w:rFonts w:ascii="Symbol" w:hAnsi="Symbol" w:hint="default"/>
+      </w:rPr>
+    </w:lvl>
+    <w:lvl w:ilvl="1" w:tplc="04190003" w:tentative="1">
+      <w:start w:val="1"/>
+      <w:numFmt w:val="bullet"/>
+      <w:lvlText w:val="o"/>
+      <w:lvlJc w:val="left"/>
+      <w:pPr>
+        <w:ind w:left="2149" w:hanging="360"/>
+      </w:pPr>
+      <w:rPr>
+        <w:rFonts w:ascii="Courier New" w:hAnsi="Courier New" w:cs="Courier New" w:hint="default"/>
+      </w:rPr>
+    </w:lvl>
+    <w:lvl w:ilvl="2" w:tplc="04190005" w:tentative="1">
+      <w:start w:val="1"/>
+      <w:numFmt w:val="bullet"/>
+      <w:lvlText w:val=""/>
+      <w:lvlJc w:val="left"/>
+      <w:pPr>
+        <w:ind w:left="2869" w:hanging="360"/>
+      </w:pPr>
+      <w:rPr>
+        <w:rFonts w:ascii="Wingdings" w:hAnsi="Wingdings" w:hint="default"/>
+      </w:rPr>
+    </w:lvl>
+    <w:lvl w:ilvl="3" w:tplc="04190001" w:tentative="1">
+      <w:start w:val="1"/>
+      <w:numFmt w:val="bullet"/>
+      <w:lvlText w:val=""/>
+      <w:lvlJc w:val="left"/>
+      <w:pPr>
+        <w:ind w:left="3589" w:hanging="360"/>
+      </w:pPr>
+      <w:rPr>
+        <w:rFonts w:ascii="Symbol" w:hAnsi="Symbol" w:hint="default"/>
+      </w:rPr>
+    </w:lvl>
+    <w:lvl w:ilvl="4" w:tplc="04190003" w:tentative="1">
+      <w:start w:val="1"/>
+      <w:numFmt w:val="bullet"/>
+      <w:lvlText w:val="o"/>
+      <w:lvlJc w:val="left"/>
+      <w:pPr>
+        <w:ind w:left="4309" w:hanging="360"/>
+      </w:pPr>
+      <w:rPr>
+        <w:rFonts w:ascii="Courier New" w:hAnsi="Courier New" w:cs="Courier New" w:hint="default"/>
+      </w:rPr>
+    </w:lvl>
+    <w:lvl w:ilvl="5" w:tplc="04190005" w:tentative="1">
+      <w:start w:val="1"/>
+      <w:numFmt w:val="bullet"/>
+      <w:lvlText w:val=""/>
+      <w:lvlJc w:val="left"/>
+      <w:pPr>
+        <w:ind w:left="5029" w:hanging="360"/>
+      </w:pPr>
+      <w:rPr>
+        <w:rFonts w:ascii="Wingdings" w:hAnsi="Wingdings" w:hint="default"/>
+      </w:rPr>
+    </w:lvl>
+    <w:lvl w:ilvl="6" w:tplc="04190001" w:tentative="1">
+      <w:start w:val="1"/>
+      <w:numFmt w:val="bullet"/>
+      <w:lvlText w:val=""/>
+      <w:lvlJc w:val="left"/>
+      <w:pPr>
+        <w:ind w:left="5749" w:hanging="360"/>
+      </w:pPr>
+      <w:rPr>
+        <w:rFonts w:ascii="Symbol" w:hAnsi="Symbol" w:hint="default"/>
+      </w:rPr>
+    </w:lvl>
+    <w:lvl w:ilvl="7" w:tplc="04190003" w:tentative="1">
+      <w:start w:val="1"/>
+      <w:numFmt w:val="bullet"/>
+      <w:lvlText w:val="o"/>
+      <w:lvlJc w:val="left"/>
+      <w:pPr>
+        <w:ind w:left="6469" w:hanging="360"/>
+      </w:pPr>
+      <w:rPr>
+        <w:rFonts w:ascii="Courier New" w:hAnsi="Courier New" w:cs="Courier New" w:hint="default"/>
+      </w:rPr>
+    </w:lvl>
+    <w:lvl w:ilvl="8" w:tplc="04190005" w:tentative="1">
+      <w:start w:val="1"/>
+      <w:numFmt w:val="bullet"/>
+      <w:lvlText w:val=""/>
+      <w:lvlJc w:val="left"/>
+      <w:pPr>
+        <w:ind w:left="7189" w:hanging="360"/>
+      </w:pPr>
+      <w:rPr>
+        <w:rFonts w:ascii="Wingdings" w:hAnsi="Wingdings" w:hint="default"/>
+      </w:rPr>
+    </w:lvl>
+  </w:abstractNum>
+  <w:abstractNum w:abstractNumId="8" w15:restartNumberingAfterBreak="0">
+    <w:nsid w:val="1D4D4B48"/>
+    <w:multiLevelType w:val="hybridMultilevel"/>
+    <w:tmpl w:val="8CFE64C0"/>
+    <w:lvl w:ilvl="0" w:tplc="9C8078D6">
+      <w:start w:val="1"/>
+      <w:numFmt w:val="bullet"/>
+      <w:lvlText w:val=""/>
+      <w:lvlJc w:val="left"/>
+      <w:pPr>
+        <w:ind w:left="1429" w:hanging="360"/>
+      </w:pPr>
+      <w:rPr>
+        <w:rFonts w:ascii="Symbol" w:hAnsi="Symbol" w:hint="default"/>
+      </w:rPr>
+    </w:lvl>
+    <w:lvl w:ilvl="1" w:tplc="04190003" w:tentative="1">
+      <w:start w:val="1"/>
+      <w:numFmt w:val="bullet"/>
+      <w:lvlText w:val="o"/>
+      <w:lvlJc w:val="left"/>
+      <w:pPr>
+        <w:ind w:left="2149" w:hanging="360"/>
+      </w:pPr>
+      <w:rPr>
+        <w:rFonts w:ascii="Courier New" w:hAnsi="Courier New" w:cs="Courier New" w:hint="default"/>
+      </w:rPr>
+    </w:lvl>
+    <w:lvl w:ilvl="2" w:tplc="04190005" w:tentative="1">
+      <w:start w:val="1"/>
+      <w:numFmt w:val="bullet"/>
+      <w:lvlText w:val=""/>
+      <w:lvlJc w:val="left"/>
+      <w:pPr>
+        <w:ind w:left="2869" w:hanging="360"/>
+      </w:pPr>
+      <w:rPr>
+        <w:rFonts w:ascii="Wingdings" w:hAnsi="Wingdings" w:hint="default"/>
+      </w:rPr>
+    </w:lvl>
+    <w:lvl w:ilvl="3" w:tplc="04190001" w:tentative="1">
+      <w:start w:val="1"/>
+      <w:numFmt w:val="bullet"/>
+      <w:lvlText w:val=""/>
+      <w:lvlJc w:val="left"/>
+      <w:pPr>
+        <w:ind w:left="3589" w:hanging="360"/>
+      </w:pPr>
+      <w:rPr>
+        <w:rFonts w:ascii="Symbol" w:hAnsi="Symbol" w:hint="default"/>
+      </w:rPr>
+    </w:lvl>
+    <w:lvl w:ilvl="4" w:tplc="04190003" w:tentative="1">
+      <w:start w:val="1"/>
+      <w:numFmt w:val="bullet"/>
+      <w:lvlText w:val="o"/>
+      <w:lvlJc w:val="left"/>
+      <w:pPr>
+        <w:ind w:left="4309" w:hanging="360"/>
+      </w:pPr>
+      <w:rPr>
+        <w:rFonts w:ascii="Courier New" w:hAnsi="Courier New" w:cs="Courier New" w:hint="default"/>
+      </w:rPr>
+    </w:lvl>
+    <w:lvl w:ilvl="5" w:tplc="04190005" w:tentative="1">
+      <w:start w:val="1"/>
+      <w:numFmt w:val="bullet"/>
+      <w:lvlText w:val=""/>
+      <w:lvlJc w:val="left"/>
+      <w:pPr>
+        <w:ind w:left="5029" w:hanging="360"/>
+      </w:pPr>
+      <w:rPr>
+        <w:rFonts w:ascii="Wingdings" w:hAnsi="Wingdings" w:hint="default"/>
+      </w:rPr>
+    </w:lvl>
+    <w:lvl w:ilvl="6" w:tplc="04190001" w:tentative="1">
+      <w:start w:val="1"/>
+      <w:numFmt w:val="bullet"/>
+      <w:lvlText w:val=""/>
+      <w:lvlJc w:val="left"/>
+      <w:pPr>
+        <w:ind w:left="5749" w:hanging="360"/>
+      </w:pPr>
+      <w:rPr>
+        <w:rFonts w:ascii="Symbol" w:hAnsi="Symbol" w:hint="default"/>
+      </w:rPr>
+    </w:lvl>
+    <w:lvl w:ilvl="7" w:tplc="04190003" w:tentative="1">
+      <w:start w:val="1"/>
+      <w:numFmt w:val="bullet"/>
+      <w:lvlText w:val="o"/>
+      <w:lvlJc w:val="left"/>
+      <w:pPr>
+        <w:ind w:left="6469" w:hanging="360"/>
+      </w:pPr>
+      <w:rPr>
+        <w:rFonts w:ascii="Courier New" w:hAnsi="Courier New" w:cs="Courier New" w:hint="default"/>
+      </w:rPr>
+    </w:lvl>
+    <w:lvl w:ilvl="8" w:tplc="04190005" w:tentative="1">
+      <w:start w:val="1"/>
+      <w:numFmt w:val="bullet"/>
+      <w:lvlText w:val=""/>
+      <w:lvlJc w:val="left"/>
+      <w:pPr>
+        <w:ind w:left="7189" w:hanging="360"/>
+      </w:pPr>
+      <w:rPr>
+        <w:rFonts w:ascii="Wingdings" w:hAnsi="Wingdings" w:hint="default"/>
+      </w:rPr>
+    </w:lvl>
+  </w:abstractNum>
+  <w:abstractNum w:abstractNumId="9" w15:restartNumberingAfterBreak="0">
+    <w:nsid w:val="22432833"/>
+    <w:multiLevelType w:val="hybridMultilevel"/>
+    <w:tmpl w:val="25823AC8"/>
+    <w:lvl w:ilvl="0" w:tplc="9C8078D6">
+      <w:start w:val="1"/>
+      <w:numFmt w:val="bullet"/>
+      <w:lvlText w:val=""/>
+      <w:lvlJc w:val="left"/>
+      <w:pPr>
+        <w:ind w:left="1429" w:hanging="360"/>
+      </w:pPr>
+      <w:rPr>
+        <w:rFonts w:ascii="Symbol" w:hAnsi="Symbol" w:hint="default"/>
+      </w:rPr>
+    </w:lvl>
+    <w:lvl w:ilvl="1" w:tplc="04190003" w:tentative="1">
+      <w:start w:val="1"/>
+      <w:numFmt w:val="bullet"/>
+      <w:lvlText w:val="o"/>
+      <w:lvlJc w:val="left"/>
+      <w:pPr>
+        <w:ind w:left="2149" w:hanging="360"/>
+      </w:pPr>
+      <w:rPr>
+        <w:rFonts w:ascii="Courier New" w:hAnsi="Courier New" w:cs="Courier New" w:hint="default"/>
+      </w:rPr>
+    </w:lvl>
+    <w:lvl w:ilvl="2" w:tplc="04190005" w:tentative="1">
+      <w:start w:val="1"/>
+      <w:numFmt w:val="bullet"/>
+      <w:lvlText w:val=""/>
+      <w:lvlJc w:val="left"/>
+      <w:pPr>
+        <w:ind w:left="2869" w:hanging="360"/>
+      </w:pPr>
+      <w:rPr>
+        <w:rFonts w:ascii="Wingdings" w:hAnsi="Wingdings" w:hint="default"/>
+      </w:rPr>
+    </w:lvl>
+    <w:lvl w:ilvl="3" w:tplc="04190001" w:tentative="1">
+      <w:start w:val="1"/>
+      <w:numFmt w:val="bullet"/>
+      <w:lvlText w:val=""/>
+      <w:lvlJc w:val="left"/>
+      <w:pPr>
+        <w:ind w:left="3589" w:hanging="360"/>
+      </w:pPr>
+      <w:rPr>
+        <w:rFonts w:ascii="Symbol" w:hAnsi="Symbol" w:hint="default"/>
+      </w:rPr>
+    </w:lvl>
+    <w:lvl w:ilvl="4" w:tplc="04190003" w:tentative="1">
+      <w:start w:val="1"/>
+      <w:numFmt w:val="bullet"/>
+      <w:lvlText w:val="o"/>
+      <w:lvlJc w:val="left"/>
+      <w:pPr>
+        <w:ind w:left="4309" w:hanging="360"/>
+      </w:pPr>
+      <w:rPr>
+        <w:rFonts w:ascii="Courier New" w:hAnsi="Courier New" w:cs="Courier New" w:hint="default"/>
+      </w:rPr>
+    </w:lvl>
+    <w:lvl w:ilvl="5" w:tplc="04190005" w:tentative="1">
+      <w:start w:val="1"/>
+      <w:numFmt w:val="bullet"/>
+      <w:lvlText w:val=""/>
+      <w:lvlJc w:val="left"/>
+      <w:pPr>
+        <w:ind w:left="5029" w:hanging="360"/>
+      </w:pPr>
+      <w:rPr>
+        <w:rFonts w:ascii="Wingdings" w:hAnsi="Wingdings" w:hint="default"/>
+      </w:rPr>
+    </w:lvl>
+    <w:lvl w:ilvl="6" w:tplc="04190001" w:tentative="1">
+      <w:start w:val="1"/>
+      <w:numFmt w:val="bullet"/>
+      <w:lvlText w:val=""/>
+      <w:lvlJc w:val="left"/>
+      <w:pPr>
+        <w:ind w:left="5749" w:hanging="360"/>
+      </w:pPr>
+      <w:rPr>
+        <w:rFonts w:ascii="Symbol" w:hAnsi="Symbol" w:hint="default"/>
+      </w:rPr>
+    </w:lvl>
+    <w:lvl w:ilvl="7" w:tplc="04190003" w:tentative="1">
+      <w:start w:val="1"/>
+      <w:numFmt w:val="bullet"/>
+      <w:lvlText w:val="o"/>
+      <w:lvlJc w:val="left"/>
+      <w:pPr>
+        <w:ind w:left="6469" w:hanging="360"/>
+      </w:pPr>
+      <w:rPr>
+        <w:rFonts w:ascii="Courier New" w:hAnsi="Courier New" w:cs="Courier New" w:hint="default"/>
+      </w:rPr>
+    </w:lvl>
+    <w:lvl w:ilvl="8" w:tplc="04190005" w:tentative="1">
+      <w:start w:val="1"/>
+      <w:numFmt w:val="bullet"/>
+      <w:lvlText w:val=""/>
+      <w:lvlJc w:val="left"/>
+      <w:pPr>
+        <w:ind w:left="7189" w:hanging="360"/>
+      </w:pPr>
+      <w:rPr>
+        <w:rFonts w:ascii="Wingdings" w:hAnsi="Wingdings" w:hint="default"/>
+      </w:rPr>
+    </w:lvl>
+  </w:abstractNum>
+  <w:abstractNum w:abstractNumId="10" w15:restartNumberingAfterBreak="0">
+    <w:nsid w:val="335E4C27"/>
+    <w:multiLevelType w:val="hybridMultilevel"/>
+    <w:tmpl w:val="96D87402"/>
+    <w:lvl w:ilvl="0" w:tplc="04190011">
+      <w:start w:val="1"/>
+      <w:numFmt w:val="decimal"/>
+      <w:lvlText w:val="%1)"/>
+      <w:lvlJc w:val="left"/>
+      <w:pPr>
+        <w:ind w:left="1429" w:hanging="360"/>
+      </w:pPr>
+    </w:lvl>
+    <w:lvl w:ilvl="1" w:tplc="04190019" w:tentative="1">
+      <w:start w:val="1"/>
+      <w:numFmt w:val="lowerLetter"/>
+      <w:lvlText w:val="%2."/>
+      <w:lvlJc w:val="left"/>
+      <w:pPr>
+        <w:ind w:left="2149" w:hanging="360"/>
+      </w:pPr>
+    </w:lvl>
+    <w:lvl w:ilvl="2" w:tplc="0419001B" w:tentative="1">
+      <w:start w:val="1"/>
+      <w:numFmt w:val="lowerRoman"/>
+      <w:lvlText w:val="%3."/>
+      <w:lvlJc w:val="right"/>
+      <w:pPr>
+        <w:ind w:left="2869" w:hanging="180"/>
+      </w:pPr>
+    </w:lvl>
+    <w:lvl w:ilvl="3" w:tplc="0419000F" w:tentative="1">
+      <w:start w:val="1"/>
+      <w:numFmt w:val="decimal"/>
+      <w:lvlText w:val="%4."/>
+      <w:lvlJc w:val="left"/>
+      <w:pPr>
+        <w:ind w:left="3589" w:hanging="360"/>
+      </w:pPr>
+    </w:lvl>
+    <w:lvl w:ilvl="4" w:tplc="04190019" w:tentative="1">
+      <w:start w:val="1"/>
+      <w:numFmt w:val="lowerLetter"/>
+      <w:lvlText w:val="%5."/>
+      <w:lvlJc w:val="left"/>
+      <w:pPr>
+        <w:ind w:left="4309" w:hanging="360"/>
+      </w:pPr>
+    </w:lvl>
+    <w:lvl w:ilvl="5" w:tplc="0419001B" w:tentative="1">
+      <w:start w:val="1"/>
+      <w:numFmt w:val="lowerRoman"/>
+      <w:lvlText w:val="%6."/>
+      <w:lvlJc w:val="right"/>
+      <w:pPr>
+        <w:ind w:left="5029" w:hanging="180"/>
+      </w:pPr>
+    </w:lvl>
+    <w:lvl w:ilvl="6" w:tplc="0419000F" w:tentative="1">
+      <w:start w:val="1"/>
+      <w:numFmt w:val="decimal"/>
+      <w:lvlText w:val="%7."/>
+      <w:lvlJc w:val="left"/>
+      <w:pPr>
+        <w:ind w:left="5749" w:hanging="360"/>
+      </w:pPr>
+    </w:lvl>
+    <w:lvl w:ilvl="7" w:tplc="04190019" w:tentative="1">
+      <w:start w:val="1"/>
+      <w:numFmt w:val="lowerLetter"/>
+      <w:lvlText w:val="%8."/>
+      <w:lvlJc w:val="left"/>
+      <w:pPr>
+        <w:ind w:left="6469" w:hanging="360"/>
+      </w:pPr>
+    </w:lvl>
+    <w:lvl w:ilvl="8" w:tplc="0419001B" w:tentative="1">
+      <w:start w:val="1"/>
+      <w:numFmt w:val="lowerRoman"/>
+      <w:lvlText w:val="%9."/>
+      <w:lvlJc w:val="right"/>
+      <w:pPr>
+        <w:ind w:left="7189" w:hanging="180"/>
+      </w:pPr>
+    </w:lvl>
+  </w:abstractNum>
+  <w:abstractNum w:abstractNumId="11" w15:restartNumberingAfterBreak="0">
+    <w:nsid w:val="34402D94"/>
+    <w:multiLevelType w:val="hybridMultilevel"/>
+    <w:tmpl w:val="8C80A1D6"/>
+    <w:lvl w:ilvl="0" w:tplc="04190011">
+      <w:start w:val="1"/>
+      <w:numFmt w:val="decimal"/>
+      <w:lvlText w:val="%1)"/>
+      <w:lvlJc w:val="left"/>
+      <w:pPr>
+        <w:ind w:left="1429" w:hanging="360"/>
+      </w:pPr>
+    </w:lvl>
+    <w:lvl w:ilvl="1" w:tplc="04190019" w:tentative="1">
+      <w:start w:val="1"/>
+      <w:numFmt w:val="lowerLetter"/>
+      <w:lvlText w:val="%2."/>
+      <w:lvlJc w:val="left"/>
+      <w:pPr>
+        <w:ind w:left="2149" w:hanging="360"/>
+      </w:pPr>
+    </w:lvl>
+    <w:lvl w:ilvl="2" w:tplc="0419001B" w:tentative="1">
+      <w:start w:val="1"/>
+      <w:numFmt w:val="lowerRoman"/>
+      <w:lvlText w:val="%3."/>
+      <w:lvlJc w:val="right"/>
+      <w:pPr>
+        <w:ind w:left="2869" w:hanging="180"/>
+      </w:pPr>
+    </w:lvl>
+    <w:lvl w:ilvl="3" w:tplc="0419000F" w:tentative="1">
+      <w:start w:val="1"/>
+      <w:numFmt w:val="decimal"/>
+      <w:lvlText w:val="%4."/>
+      <w:lvlJc w:val="left"/>
+      <w:pPr>
+        <w:ind w:left="3589" w:hanging="360"/>
+      </w:pPr>
+    </w:lvl>
+    <w:lvl w:ilvl="4" w:tplc="04190019" w:tentative="1">
+      <w:start w:val="1"/>
+      <w:numFmt w:val="lowerLetter"/>
+      <w:lvlText w:val="%5."/>
+      <w:lvlJc w:val="left"/>
+      <w:pPr>
+        <w:ind w:left="4309" w:hanging="360"/>
+      </w:pPr>
+    </w:lvl>
+    <w:lvl w:ilvl="5" w:tplc="0419001B" w:tentative="1">
+      <w:start w:val="1"/>
+      <w:numFmt w:val="lowerRoman"/>
+      <w:lvlText w:val="%6."/>
+      <w:lvlJc w:val="right"/>
+      <w:pPr>
+        <w:ind w:left="5029" w:hanging="180"/>
+      </w:pPr>
+    </w:lvl>
+    <w:lvl w:ilvl="6" w:tplc="0419000F" w:tentative="1">
+      <w:start w:val="1"/>
+      <w:numFmt w:val="decimal"/>
+      <w:lvlText w:val="%7."/>
+      <w:lvlJc w:val="left"/>
+      <w:pPr>
+        <w:ind w:left="5749" w:hanging="360"/>
+      </w:pPr>
+    </w:lvl>
+    <w:lvl w:ilvl="7" w:tplc="04190019" w:tentative="1">
+      <w:start w:val="1"/>
+      <w:numFmt w:val="lowerLetter"/>
+      <w:lvlText w:val="%8."/>
+      <w:lvlJc w:val="left"/>
+      <w:pPr>
+        <w:ind w:left="6469" w:hanging="360"/>
+      </w:pPr>
+    </w:lvl>
+    <w:lvl w:ilvl="8" w:tplc="0419001B" w:tentative="1">
+      <w:start w:val="1"/>
+      <w:numFmt w:val="lowerRoman"/>
+      <w:lvlText w:val="%9."/>
+      <w:lvlJc w:val="right"/>
+      <w:pPr>
+        <w:ind w:left="7189" w:hanging="180"/>
+      </w:pPr>
+    </w:lvl>
+  </w:abstractNum>
+  <w:abstractNum w:abstractNumId="12" w15:restartNumberingAfterBreak="0">
+    <w:nsid w:val="478B72C9"/>
+    <w:multiLevelType w:val="hybridMultilevel"/>
+    <w:tmpl w:val="92FE9EF6"/>
+    <w:lvl w:ilvl="0" w:tplc="04190011">
+      <w:start w:val="1"/>
+      <w:numFmt w:val="decimal"/>
+      <w:lvlText w:val="%1)"/>
+      <w:lvlJc w:val="left"/>
+      <w:pPr>
+        <w:ind w:left="1429" w:hanging="360"/>
+      </w:pPr>
+    </w:lvl>
+    <w:lvl w:ilvl="1" w:tplc="04190019" w:tentative="1">
+      <w:start w:val="1"/>
+      <w:numFmt w:val="lowerLetter"/>
+      <w:lvlText w:val="%2."/>
+      <w:lvlJc w:val="left"/>
+      <w:pPr>
+        <w:ind w:left="2149" w:hanging="360"/>
+      </w:pPr>
+    </w:lvl>
+    <w:lvl w:ilvl="2" w:tplc="0419001B" w:tentative="1">
+      <w:start w:val="1"/>
+      <w:numFmt w:val="lowerRoman"/>
+      <w:lvlText w:val="%3."/>
+      <w:lvlJc w:val="right"/>
+      <w:pPr>
+        <w:ind w:left="2869" w:hanging="180"/>
+      </w:pPr>
+    </w:lvl>
+    <w:lvl w:ilvl="3" w:tplc="0419000F" w:tentative="1">
+      <w:start w:val="1"/>
+      <w:numFmt w:val="decimal"/>
+      <w:lvlText w:val="%4."/>
+      <w:lvlJc w:val="left"/>
+      <w:pPr>
+        <w:ind w:left="3589" w:hanging="360"/>
+      </w:pPr>
+    </w:lvl>
+    <w:lvl w:ilvl="4" w:tplc="04190019" w:tentative="1">
+      <w:start w:val="1"/>
+      <w:numFmt w:val="lowerLetter"/>
+      <w:lvlText w:val="%5."/>
+      <w:lvlJc w:val="left"/>
+      <w:pPr>
+        <w:ind w:left="4309" w:hanging="360"/>
+      </w:pPr>
+    </w:lvl>
+    <w:lvl w:ilvl="5" w:tplc="0419001B" w:tentative="1">
+      <w:start w:val="1"/>
+      <w:numFmt w:val="lowerRoman"/>
+      <w:lvlText w:val="%6."/>
+      <w:lvlJc w:val="right"/>
+      <w:pPr>
+        <w:ind w:left="5029" w:hanging="180"/>
+      </w:pPr>
+    </w:lvl>
+    <w:lvl w:ilvl="6" w:tplc="0419000F" w:tentative="1">
+      <w:start w:val="1"/>
+      <w:numFmt w:val="decimal"/>
+      <w:lvlText w:val="%7."/>
+      <w:lvlJc w:val="left"/>
+      <w:pPr>
+        <w:ind w:left="5749" w:hanging="360"/>
+      </w:pPr>
+    </w:lvl>
+    <w:lvl w:ilvl="7" w:tplc="04190019" w:tentative="1">
+      <w:start w:val="1"/>
+      <w:numFmt w:val="lowerLetter"/>
+      <w:lvlText w:val="%8."/>
+      <w:lvlJc w:val="left"/>
+      <w:pPr>
+        <w:ind w:left="6469" w:hanging="360"/>
+      </w:pPr>
+    </w:lvl>
+    <w:lvl w:ilvl="8" w:tplc="0419001B" w:tentative="1">
+      <w:start w:val="1"/>
+      <w:numFmt w:val="lowerRoman"/>
+      <w:lvlText w:val="%9."/>
+      <w:lvlJc w:val="right"/>
+      <w:pPr>
+        <w:ind w:left="7189" w:hanging="180"/>
+      </w:pPr>
+    </w:lvl>
+  </w:abstractNum>
+  <w:abstractNum w:abstractNumId="13" w15:restartNumberingAfterBreak="0">
+    <w:nsid w:val="486467E1"/>
+    <w:multiLevelType w:val="hybridMultilevel"/>
+    <w:tmpl w:val="9B76A89E"/>
+    <w:lvl w:ilvl="0" w:tplc="04190011">
+      <w:start w:val="1"/>
+      <w:numFmt w:val="decimal"/>
+      <w:lvlText w:val="%1)"/>
+      <w:lvlJc w:val="left"/>
+      <w:pPr>
+        <w:ind w:left="1429" w:hanging="360"/>
+      </w:pPr>
+    </w:lvl>
+    <w:lvl w:ilvl="1" w:tplc="9C8078D6">
+      <w:start w:val="1"/>
+      <w:numFmt w:val="bullet"/>
+      <w:lvlText w:val=""/>
+      <w:lvlJc w:val="left"/>
+      <w:pPr>
+        <w:ind w:left="1429" w:hanging="360"/>
+      </w:pPr>
+      <w:rPr>
+        <w:rFonts w:ascii="Symbol" w:hAnsi="Symbol" w:hint="default"/>
+      </w:rPr>
+    </w:lvl>
+    <w:lvl w:ilvl="2" w:tplc="0419001B">
+      <w:start w:val="1"/>
+      <w:numFmt w:val="lowerRoman"/>
+      <w:lvlText w:val="%3."/>
+      <w:lvlJc w:val="right"/>
+      <w:pPr>
+        <w:ind w:left="2869" w:hanging="180"/>
+      </w:pPr>
+    </w:lvl>
+    <w:lvl w:ilvl="3" w:tplc="0419000F" w:tentative="1">
+      <w:start w:val="1"/>
+      <w:numFmt w:val="decimal"/>
+      <w:lvlText w:val="%4."/>
+      <w:lvlJc w:val="left"/>
+      <w:pPr>
+        <w:ind w:left="3589" w:hanging="360"/>
+      </w:pPr>
+    </w:lvl>
+    <w:lvl w:ilvl="4" w:tplc="04190019" w:tentative="1">
+      <w:start w:val="1"/>
+      <w:numFmt w:val="lowerLetter"/>
+      <w:lvlText w:val="%5."/>
+      <w:lvlJc w:val="left"/>
+      <w:pPr>
+        <w:ind w:left="4309" w:hanging="360"/>
+      </w:pPr>
+    </w:lvl>
+    <w:lvl w:ilvl="5" w:tplc="0419001B" w:tentative="1">
+      <w:start w:val="1"/>
+      <w:numFmt w:val="lowerRoman"/>
+      <w:lvlText w:val="%6."/>
+      <w:lvlJc w:val="right"/>
+      <w:pPr>
+        <w:ind w:left="5029" w:hanging="180"/>
+      </w:pPr>
+    </w:lvl>
+    <w:lvl w:ilvl="6" w:tplc="0419000F" w:tentative="1">
+      <w:start w:val="1"/>
+      <w:numFmt w:val="decimal"/>
+      <w:lvlText w:val="%7."/>
+      <w:lvlJc w:val="left"/>
+      <w:pPr>
+        <w:ind w:left="5749" w:hanging="360"/>
+      </w:pPr>
+    </w:lvl>
+    <w:lvl w:ilvl="7" w:tplc="04190019" w:tentative="1">
+      <w:start w:val="1"/>
+      <w:numFmt w:val="lowerLetter"/>
+      <w:lvlText w:val="%8."/>
+      <w:lvlJc w:val="left"/>
+      <w:pPr>
+        <w:ind w:left="6469" w:hanging="360"/>
+      </w:pPr>
+    </w:lvl>
+    <w:lvl w:ilvl="8" w:tplc="0419001B" w:tentative="1">
+      <w:start w:val="1"/>
+      <w:numFmt w:val="lowerRoman"/>
+      <w:lvlText w:val="%9."/>
+      <w:lvlJc w:val="right"/>
+      <w:pPr>
+        <w:ind w:left="7189" w:hanging="180"/>
+      </w:pPr>
+    </w:lvl>
+  </w:abstractNum>
+  <w:abstractNum w:abstractNumId="14" w15:restartNumberingAfterBreak="0">
+    <w:nsid w:val="5FCF47A3"/>
+    <w:multiLevelType w:val="hybridMultilevel"/>
+    <w:tmpl w:val="DC9CCF7A"/>
+    <w:lvl w:ilvl="0" w:tplc="9C8078D6">
+      <w:start w:val="1"/>
+      <w:numFmt w:val="bullet"/>
+      <w:lvlText w:val=""/>
+      <w:lvlJc w:val="left"/>
+      <w:pPr>
+        <w:ind w:left="1429" w:hanging="360"/>
+      </w:pPr>
+      <w:rPr>
+        <w:rFonts w:ascii="Symbol" w:hAnsi="Symbol" w:hint="default"/>
+      </w:rPr>
+    </w:lvl>
+    <w:lvl w:ilvl="1" w:tplc="04190003" w:tentative="1">
+      <w:start w:val="1"/>
+      <w:numFmt w:val="bullet"/>
+      <w:lvlText w:val="o"/>
+      <w:lvlJc w:val="left"/>
+      <w:pPr>
+        <w:ind w:left="2149" w:hanging="360"/>
+      </w:pPr>
+      <w:rPr>
+        <w:rFonts w:ascii="Courier New" w:hAnsi="Courier New" w:cs="Courier New" w:hint="default"/>
+      </w:rPr>
+    </w:lvl>
+    <w:lvl w:ilvl="2" w:tplc="04190005" w:tentative="1">
+      <w:start w:val="1"/>
+      <w:numFmt w:val="bullet"/>
+      <w:lvlText w:val=""/>
+      <w:lvlJc w:val="left"/>
+      <w:pPr>
+        <w:ind w:left="2869" w:hanging="360"/>
+      </w:pPr>
+      <w:rPr>
+        <w:rFonts w:ascii="Wingdings" w:hAnsi="Wingdings" w:hint="default"/>
+      </w:rPr>
+    </w:lvl>
+    <w:lvl w:ilvl="3" w:tplc="04190001" w:tentative="1">
+      <w:start w:val="1"/>
+      <w:numFmt w:val="bullet"/>
+      <w:lvlText w:val=""/>
+      <w:lvlJc w:val="left"/>
+      <w:pPr>
+        <w:ind w:left="3589" w:hanging="360"/>
+      </w:pPr>
+      <w:rPr>
+        <w:rFonts w:ascii="Symbol" w:hAnsi="Symbol" w:hint="default"/>
+      </w:rPr>
+    </w:lvl>
+    <w:lvl w:ilvl="4" w:tplc="04190003" w:tentative="1">
+      <w:start w:val="1"/>
+      <w:numFmt w:val="bullet"/>
+      <w:lvlText w:val="o"/>
+      <w:lvlJc w:val="left"/>
+      <w:pPr>
+        <w:ind w:left="4309" w:hanging="360"/>
+      </w:pPr>
+      <w:rPr>
+        <w:rFonts w:ascii="Courier New" w:hAnsi="Courier New" w:cs="Courier New" w:hint="default"/>
+      </w:rPr>
+    </w:lvl>
+    <w:lvl w:ilvl="5" w:tplc="04190005" w:tentative="1">
+      <w:start w:val="1"/>
+      <w:numFmt w:val="bullet"/>
+      <w:lvlText w:val=""/>
+      <w:lvlJc w:val="left"/>
+      <w:pPr>
+        <w:ind w:left="5029" w:hanging="360"/>
+      </w:pPr>
+      <w:rPr>
+        <w:rFonts w:ascii="Wingdings" w:hAnsi="Wingdings" w:hint="default"/>
+      </w:rPr>
+    </w:lvl>
+    <w:lvl w:ilvl="6" w:tplc="04190001" w:tentative="1">
+      <w:start w:val="1"/>
+      <w:numFmt w:val="bullet"/>
+      <w:lvlText w:val=""/>
+      <w:lvlJc w:val="left"/>
+      <w:pPr>
+        <w:ind w:left="5749" w:hanging="360"/>
+      </w:pPr>
+      <w:rPr>
+        <w:rFonts w:ascii="Symbol" w:hAnsi="Symbol" w:hint="default"/>
+      </w:rPr>
+    </w:lvl>
+    <w:lvl w:ilvl="7" w:tplc="04190003" w:tentative="1">
+      <w:start w:val="1"/>
+      <w:numFmt w:val="bullet"/>
+      <w:lvlText w:val="o"/>
+      <w:lvlJc w:val="left"/>
+      <w:pPr>
+        <w:ind w:left="6469" w:hanging="360"/>
+      </w:pPr>
+      <w:rPr>
+        <w:rFonts w:ascii="Courier New" w:hAnsi="Courier New" w:cs="Courier New" w:hint="default"/>
+      </w:rPr>
+    </w:lvl>
+    <w:lvl w:ilvl="8" w:tplc="04190005" w:tentative="1">
+      <w:start w:val="1"/>
+      <w:numFmt w:val="bullet"/>
+      <w:lvlText w:val=""/>
+      <w:lvlJc w:val="left"/>
+      <w:pPr>
+        <w:ind w:left="7189" w:hanging="360"/>
+      </w:pPr>
+      <w:rPr>
+        <w:rFonts w:ascii="Wingdings" w:hAnsi="Wingdings" w:hint="default"/>
+      </w:rPr>
+    </w:lvl>
+  </w:abstractNum>
+  <w:abstractNum w:abstractNumId="15" w15:restartNumberingAfterBreak="0">
+    <w:nsid w:val="656E7ED4"/>
+    <w:multiLevelType w:val="hybridMultilevel"/>
+    <w:tmpl w:val="80EC6BC8"/>
+    <w:lvl w:ilvl="0" w:tplc="0D46AC66">
+      <w:start w:val="1"/>
+      <w:numFmt w:val="decimal"/>
+      <w:lvlText w:val="%1."/>
+      <w:lvlJc w:val="left"/>
+      <w:pPr>
+        <w:ind w:left="1069" w:hanging="360"/>
+      </w:pPr>
+      <w:rPr>
+        <w:rFonts w:hint="default"/>
+      </w:rPr>
+    </w:lvl>
+    <w:lvl w:ilvl="1" w:tplc="04190001">
+      <w:start w:val="1"/>
+      <w:numFmt w:val="bullet"/>
+      <w:lvlText w:val=""/>
+      <w:lvlJc w:val="left"/>
+      <w:pPr>
+        <w:ind w:left="1789" w:hanging="360"/>
+      </w:pPr>
+      <w:rPr>
+        <w:rFonts w:ascii="Symbol" w:hAnsi="Symbol" w:hint="default"/>
+      </w:rPr>
+    </w:lvl>
+    <w:lvl w:ilvl="2" w:tplc="73CE3EBE">
+      <w:start w:val="1"/>
+      <w:numFmt w:val="decimal"/>
+      <w:lvlText w:val="%3"/>
+      <w:lvlJc w:val="left"/>
+      <w:pPr>
+        <w:ind w:left="2689" w:hanging="360"/>
+      </w:pPr>
+      <w:rPr>
+        <w:rFonts w:hint="default"/>
+      </w:rPr>
+    </w:lvl>
+    <w:lvl w:ilvl="3" w:tplc="0419000F" w:tentative="1">
+      <w:start w:val="1"/>
+      <w:numFmt w:val="decimal"/>
+      <w:lvlText w:val="%4."/>
+      <w:lvlJc w:val="left"/>
+      <w:pPr>
+        <w:ind w:left="3229" w:hanging="360"/>
+      </w:pPr>
+    </w:lvl>
+    <w:lvl w:ilvl="4" w:tplc="04190019" w:tentative="1">
+      <w:start w:val="1"/>
+      <w:numFmt w:val="lowerLetter"/>
+      <w:lvlText w:val="%5."/>
+      <w:lvlJc w:val="left"/>
+      <w:pPr>
+        <w:ind w:left="3949" w:hanging="360"/>
+      </w:pPr>
+    </w:lvl>
+    <w:lvl w:ilvl="5" w:tplc="0419001B" w:tentative="1">
+      <w:start w:val="1"/>
+      <w:numFmt w:val="lowerRoman"/>
+      <w:lvlText w:val="%6."/>
+      <w:lvlJc w:val="right"/>
+      <w:pPr>
+        <w:ind w:left="4669" w:hanging="180"/>
+      </w:pPr>
+    </w:lvl>
+    <w:lvl w:ilvl="6" w:tplc="0419000F" w:tentative="1">
+      <w:start w:val="1"/>
+      <w:numFmt w:val="decimal"/>
+      <w:lvlText w:val="%7."/>
+      <w:lvlJc w:val="left"/>
+      <w:pPr>
+        <w:ind w:left="5389" w:hanging="360"/>
+      </w:pPr>
+    </w:lvl>
+    <w:lvl w:ilvl="7" w:tplc="04190019" w:tentative="1">
+      <w:start w:val="1"/>
+      <w:numFmt w:val="lowerLetter"/>
+      <w:lvlText w:val="%8."/>
+      <w:lvlJc w:val="left"/>
+      <w:pPr>
+        <w:ind w:left="6109" w:hanging="360"/>
+      </w:pPr>
+    </w:lvl>
+    <w:lvl w:ilvl="8" w:tplc="0419001B" w:tentative="1">
+      <w:start w:val="1"/>
+      <w:numFmt w:val="lowerRoman"/>
+      <w:lvlText w:val="%9."/>
+      <w:lvlJc w:val="right"/>
+      <w:pPr>
+        <w:ind w:left="6829" w:hanging="180"/>
+      </w:pPr>
+    </w:lvl>
+  </w:abstractNum>
+  <w:abstractNum w:abstractNumId="16" w15:restartNumberingAfterBreak="0">
+    <w:nsid w:val="6B032695"/>
+    <w:multiLevelType w:val="hybridMultilevel"/>
+    <w:tmpl w:val="DACA2E94"/>
+    <w:lvl w:ilvl="0" w:tplc="04190011">
+      <w:start w:val="1"/>
+      <w:numFmt w:val="decimal"/>
+      <w:lvlText w:val="%1)"/>
+      <w:lvlJc w:val="left"/>
+      <w:pPr>
+        <w:ind w:left="1429" w:hanging="360"/>
+      </w:pPr>
+    </w:lvl>
+    <w:lvl w:ilvl="1" w:tplc="04190019" w:tentative="1">
+      <w:start w:val="1"/>
+      <w:numFmt w:val="lowerLetter"/>
+      <w:lvlText w:val="%2."/>
+      <w:lvlJc w:val="left"/>
+      <w:pPr>
+        <w:ind w:left="2149" w:hanging="360"/>
+      </w:pPr>
+    </w:lvl>
+    <w:lvl w:ilvl="2" w:tplc="0419001B" w:tentative="1">
+      <w:start w:val="1"/>
+      <w:numFmt w:val="lowerRoman"/>
+      <w:lvlText w:val="%3."/>
+      <w:lvlJc w:val="right"/>
+      <w:pPr>
+        <w:ind w:left="2869" w:hanging="180"/>
+      </w:pPr>
+    </w:lvl>
+    <w:lvl w:ilvl="3" w:tplc="0419000F" w:tentative="1">
+      <w:start w:val="1"/>
+      <w:numFmt w:val="decimal"/>
+      <w:lvlText w:val="%4."/>
+      <w:lvlJc w:val="left"/>
+      <w:pPr>
+        <w:ind w:left="3589" w:hanging="360"/>
+      </w:pPr>
+    </w:lvl>
+    <w:lvl w:ilvl="4" w:tplc="04190019" w:tentative="1">
+      <w:start w:val="1"/>
+      <w:numFmt w:val="lowerLetter"/>
+      <w:lvlText w:val="%5."/>
+      <w:lvlJc w:val="left"/>
+      <w:pPr>
+        <w:ind w:left="4309" w:hanging="360"/>
+      </w:pPr>
+    </w:lvl>
+    <w:lvl w:ilvl="5" w:tplc="0419001B" w:tentative="1">
+      <w:start w:val="1"/>
+      <w:numFmt w:val="lowerRoman"/>
+      <w:lvlText w:val="%6."/>
+      <w:lvlJc w:val="right"/>
+      <w:pPr>
+        <w:ind w:left="5029" w:hanging="180"/>
+      </w:pPr>
+    </w:lvl>
+    <w:lvl w:ilvl="6" w:tplc="0419000F" w:tentative="1">
+      <w:start w:val="1"/>
+      <w:numFmt w:val="decimal"/>
+      <w:lvlText w:val="%7."/>
+      <w:lvlJc w:val="left"/>
+      <w:pPr>
+        <w:ind w:left="5749" w:hanging="360"/>
+      </w:pPr>
+    </w:lvl>
+    <w:lvl w:ilvl="7" w:tplc="04190019" w:tentative="1">
+      <w:start w:val="1"/>
+      <w:numFmt w:val="lowerLetter"/>
+      <w:lvlText w:val="%8."/>
+      <w:lvlJc w:val="left"/>
+      <w:pPr>
+        <w:ind w:left="6469" w:hanging="360"/>
+      </w:pPr>
+    </w:lvl>
+    <w:lvl w:ilvl="8" w:tplc="0419001B" w:tentative="1">
+      <w:start w:val="1"/>
+      <w:numFmt w:val="lowerRoman"/>
+      <w:lvlText w:val="%9."/>
+      <w:lvlJc w:val="right"/>
+      <w:pPr>
+        <w:ind w:left="7189" w:hanging="180"/>
+      </w:pPr>
+    </w:lvl>
+  </w:abstractNum>
+  <w:abstractNum w:abstractNumId="17" w15:restartNumberingAfterBreak="0">
+    <w:nsid w:val="71EA65CE"/>
+    <w:multiLevelType w:val="hybridMultilevel"/>
+    <w:tmpl w:val="984C389E"/>
+    <w:lvl w:ilvl="0" w:tplc="9C8078D6">
+      <w:start w:val="1"/>
+      <w:numFmt w:val="bullet"/>
+      <w:lvlText w:val=""/>
+      <w:lvlJc w:val="left"/>
+      <w:pPr>
+        <w:ind w:left="1429" w:hanging="360"/>
+      </w:pPr>
+      <w:rPr>
+        <w:rFonts w:ascii="Symbol" w:hAnsi="Symbol" w:hint="default"/>
+      </w:rPr>
+    </w:lvl>
+    <w:lvl w:ilvl="1" w:tplc="04190003" w:tentative="1">
+      <w:start w:val="1"/>
+      <w:numFmt w:val="bullet"/>
+      <w:lvlText w:val="o"/>
+      <w:lvlJc w:val="left"/>
+      <w:pPr>
+        <w:ind w:left="2149" w:hanging="360"/>
+      </w:pPr>
+      <w:rPr>
+        <w:rFonts w:ascii="Courier New" w:hAnsi="Courier New" w:cs="Courier New" w:hint="default"/>
+      </w:rPr>
+    </w:lvl>
+    <w:lvl w:ilvl="2" w:tplc="04190005" w:tentative="1">
+      <w:start w:val="1"/>
+      <w:numFmt w:val="bullet"/>
+      <w:lvlText w:val=""/>
+      <w:lvlJc w:val="left"/>
+      <w:pPr>
+        <w:ind w:left="2869" w:hanging="360"/>
+      </w:pPr>
+      <w:rPr>
+        <w:rFonts w:ascii="Wingdings" w:hAnsi="Wingdings" w:hint="default"/>
+      </w:rPr>
+    </w:lvl>
+    <w:lvl w:ilvl="3" w:tplc="04190001" w:tentative="1">
+      <w:start w:val="1"/>
+      <w:numFmt w:val="bullet"/>
+      <w:lvlText w:val=""/>
+      <w:lvlJc w:val="left"/>
+      <w:pPr>
+        <w:ind w:left="3589" w:hanging="360"/>
+      </w:pPr>
+      <w:rPr>
+        <w:rFonts w:ascii="Symbol" w:hAnsi="Symbol" w:hint="default"/>
+      </w:rPr>
+    </w:lvl>
+    <w:lvl w:ilvl="4" w:tplc="04190003" w:tentative="1">
+      <w:start w:val="1"/>
+      <w:numFmt w:val="bullet"/>
+      <w:lvlText w:val="o"/>
+      <w:lvlJc w:val="left"/>
+      <w:pPr>
+        <w:ind w:left="4309" w:hanging="360"/>
+      </w:pPr>
+      <w:rPr>
+        <w:rFonts w:ascii="Courier New" w:hAnsi="Courier New" w:cs="Courier New" w:hint="default"/>
+      </w:rPr>
+    </w:lvl>
+    <w:lvl w:ilvl="5" w:tplc="04190005" w:tentative="1">
+      <w:start w:val="1"/>
+      <w:numFmt w:val="bullet"/>
+      <w:lvlText w:val=""/>
+      <w:lvlJc w:val="left"/>
+      <w:pPr>
+        <w:ind w:left="5029" w:hanging="360"/>
+      </w:pPr>
+      <w:rPr>
+        <w:rFonts w:ascii="Wingdings" w:hAnsi="Wingdings" w:hint="default"/>
+      </w:rPr>
+    </w:lvl>
+    <w:lvl w:ilvl="6" w:tplc="04190001" w:tentative="1">
+      <w:start w:val="1"/>
+      <w:numFmt w:val="bullet"/>
+      <w:lvlText w:val=""/>
+      <w:lvlJc w:val="left"/>
+      <w:pPr>
+        <w:ind w:left="5749" w:hanging="360"/>
+      </w:pPr>
+      <w:rPr>
+        <w:rFonts w:ascii="Symbol" w:hAnsi="Symbol" w:hint="default"/>
+      </w:rPr>
+    </w:lvl>
+    <w:lvl w:ilvl="7" w:tplc="04190003" w:tentative="1">
+      <w:start w:val="1"/>
+      <w:numFmt w:val="bullet"/>
+      <w:lvlText w:val="o"/>
+      <w:lvlJc w:val="left"/>
+      <w:pPr>
+        <w:ind w:left="6469" w:hanging="360"/>
+      </w:pPr>
+      <w:rPr>
+        <w:rFonts w:ascii="Courier New" w:hAnsi="Courier New" w:cs="Courier New" w:hint="default"/>
+      </w:rPr>
+    </w:lvl>
+    <w:lvl w:ilvl="8" w:tplc="04190005" w:tentative="1">
+      <w:start w:val="1"/>
+      <w:numFmt w:val="bullet"/>
+      <w:lvlText w:val=""/>
+      <w:lvlJc w:val="left"/>
+      <w:pPr>
+        <w:ind w:left="7189" w:hanging="360"/>
+      </w:pPr>
+      <w:rPr>
+        <w:rFonts w:ascii="Wingdings" w:hAnsi="Wingdings" w:hint="default"/>
+      </w:rPr>
+    </w:lvl>
+  </w:abstractNum>
+  <w:abstractNum w:abstractNumId="18" w15:restartNumberingAfterBreak="0">
+    <w:nsid w:val="796C782A"/>
+    <w:multiLevelType w:val="hybridMultilevel"/>
+    <w:tmpl w:val="A992E5FC"/>
+    <w:lvl w:ilvl="0" w:tplc="9C8078D6">
+      <w:start w:val="1"/>
+      <w:numFmt w:val="bullet"/>
+      <w:lvlText w:val=""/>
+      <w:lvlJc w:val="left"/>
+      <w:pPr>
+        <w:ind w:left="1429" w:hanging="360"/>
+      </w:pPr>
+      <w:rPr>
+        <w:rFonts w:ascii="Symbol" w:hAnsi="Symbol" w:hint="default"/>
+      </w:rPr>
+    </w:lvl>
+    <w:lvl w:ilvl="1" w:tplc="04190003" w:tentative="1">
+      <w:start w:val="1"/>
+      <w:numFmt w:val="bullet"/>
+      <w:lvlText w:val="o"/>
+      <w:lvlJc w:val="left"/>
+      <w:pPr>
+        <w:ind w:left="2149" w:hanging="360"/>
+      </w:pPr>
+      <w:rPr>
+        <w:rFonts w:ascii="Courier New" w:hAnsi="Courier New" w:cs="Courier New" w:hint="default"/>
+      </w:rPr>
+    </w:lvl>
+    <w:lvl w:ilvl="2" w:tplc="04190005" w:tentative="1">
+      <w:start w:val="1"/>
+      <w:numFmt w:val="bullet"/>
+      <w:lvlText w:val=""/>
+      <w:lvlJc w:val="left"/>
+      <w:pPr>
+        <w:ind w:left="2869" w:hanging="360"/>
+      </w:pPr>
+      <w:rPr>
+        <w:rFonts w:ascii="Wingdings" w:hAnsi="Wingdings" w:hint="default"/>
+      </w:rPr>
+    </w:lvl>
+    <w:lvl w:ilvl="3" w:tplc="04190001" w:tentative="1">
+      <w:start w:val="1"/>
+      <w:numFmt w:val="bullet"/>
+      <w:lvlText w:val=""/>
+      <w:lvlJc w:val="left"/>
+      <w:pPr>
+        <w:ind w:left="3589" w:hanging="360"/>
+      </w:pPr>
+      <w:rPr>
+        <w:rFonts w:ascii="Symbol" w:hAnsi="Symbol" w:hint="default"/>
+      </w:rPr>
+    </w:lvl>
+    <w:lvl w:ilvl="4" w:tplc="04190003" w:tentative="1">
+      <w:start w:val="1"/>
+      <w:numFmt w:val="bullet"/>
+      <w:lvlText w:val="o"/>
+      <w:lvlJc w:val="left"/>
+      <w:pPr>
+        <w:ind w:left="4309" w:hanging="360"/>
+      </w:pPr>
+      <w:rPr>
+        <w:rFonts w:ascii="Courier New" w:hAnsi="Courier New" w:cs="Courier New" w:hint="default"/>
+      </w:rPr>
+    </w:lvl>
+    <w:lvl w:ilvl="5" w:tplc="04190005" w:tentative="1">
+      <w:start w:val="1"/>
+      <w:numFmt w:val="bullet"/>
+      <w:lvlText w:val=""/>
+      <w:lvlJc w:val="left"/>
+      <w:pPr>
+        <w:ind w:left="5029" w:hanging="360"/>
+      </w:pPr>
+      <w:rPr>
+        <w:rFonts w:ascii="Wingdings" w:hAnsi="Wingdings" w:hint="default"/>
+      </w:rPr>
+    </w:lvl>
+    <w:lvl w:ilvl="6" w:tplc="04190001" w:tentative="1">
+      <w:start w:val="1"/>
+      <w:numFmt w:val="bullet"/>
+      <w:lvlText w:val=""/>
+      <w:lvlJc w:val="left"/>
+      <w:pPr>
+        <w:ind w:left="5749" w:hanging="360"/>
+      </w:pPr>
+      <w:rPr>
+        <w:rFonts w:ascii="Symbol" w:hAnsi="Symbol" w:hint="default"/>
+      </w:rPr>
+    </w:lvl>
+    <w:lvl w:ilvl="7" w:tplc="04190003" w:tentative="1">
+      <w:start w:val="1"/>
+      <w:numFmt w:val="bullet"/>
+      <w:lvlText w:val="o"/>
+      <w:lvlJc w:val="left"/>
+      <w:pPr>
+        <w:ind w:left="6469" w:hanging="360"/>
+      </w:pPr>
+      <w:rPr>
+        <w:rFonts w:ascii="Courier New" w:hAnsi="Courier New" w:cs="Courier New" w:hint="default"/>
+      </w:rPr>
+    </w:lvl>
+    <w:lvl w:ilvl="8" w:tplc="04190005" w:tentative="1">
+      <w:start w:val="1"/>
+      <w:numFmt w:val="bullet"/>
+      <w:lvlText w:val=""/>
+      <w:lvlJc w:val="left"/>
+      <w:pPr>
+        <w:ind w:left="7189" w:hanging="360"/>
+      </w:pPr>
+      <w:rPr>
+        <w:rFonts w:ascii="Wingdings" w:hAnsi="Wingdings" w:hint="default"/>
+      </w:rPr>
     </w:lvl>
   </w:abstractNum>
   <w:num w:numId="1" w16cid:durableId="229465181">
     <w:abstractNumId w:val="0"/>
   </w:num>
   <w:num w:numId="2" w16cid:durableId="205334300">
+    <w:abstractNumId w:val="15"/>
+  </w:num>
+  <w:num w:numId="3" w16cid:durableId="332488515">
+    <w:abstractNumId w:val="3"/>
+  </w:num>
+  <w:num w:numId="4" w16cid:durableId="1593247347">
+    <w:abstractNumId w:val="6"/>
+  </w:num>
+  <w:num w:numId="5" w16cid:durableId="1394818749">
+    <w:abstractNumId w:val="4"/>
+  </w:num>
+  <w:num w:numId="6" w16cid:durableId="1307857983">
+    <w:abstractNumId w:val="13"/>
+  </w:num>
+  <w:num w:numId="7" w16cid:durableId="925967067">
+    <w:abstractNumId w:val="14"/>
+  </w:num>
+  <w:num w:numId="8" w16cid:durableId="52000313">
+    <w:abstractNumId w:val="12"/>
+  </w:num>
+  <w:num w:numId="9" w16cid:durableId="951018226">
+    <w:abstractNumId w:val="9"/>
+  </w:num>
+  <w:num w:numId="10" w16cid:durableId="66461775">
+    <w:abstractNumId w:val="11"/>
+  </w:num>
+  <w:num w:numId="11" w16cid:durableId="1022171437">
+    <w:abstractNumId w:val="5"/>
+  </w:num>
+  <w:num w:numId="12" w16cid:durableId="1711224312">
+    <w:abstractNumId w:val="7"/>
+  </w:num>
+  <w:num w:numId="13" w16cid:durableId="1039742336">
+    <w:abstractNumId w:val="8"/>
+  </w:num>
+  <w:num w:numId="14" w16cid:durableId="277416445">
+    <w:abstractNumId w:val="16"/>
+  </w:num>
+  <w:num w:numId="15" w16cid:durableId="1618834546">
     <w:abstractNumId w:val="1"/>
+  </w:num>
+  <w:num w:numId="16" w16cid:durableId="1574662338">
+    <w:abstractNumId w:val="2"/>
+  </w:num>
+  <w:num w:numId="17" w16cid:durableId="422528802">
+    <w:abstractNumId w:val="10"/>
+  </w:num>
+  <w:num w:numId="18" w16cid:durableId="1056708395">
+    <w:abstractNumId w:val="17"/>
+  </w:num>
+  <w:num w:numId="19" w16cid:durableId="172769413">
+    <w:abstractNumId w:val="18"/>
   </w:num>
   <w:numIdMacAtCleanup w:val="2"/>
 </w:numbering>
@@ -2148,6 +5936,19 @@
       <w:sz w:val="28"/>
     </w:rPr>
   </w:style>
+  <w:style w:type="paragraph" w:styleId="af5">
+    <w:name w:val="Normal (Web)"/>
+    <w:basedOn w:val="a"/>
+    <w:uiPriority w:val="99"/>
+    <w:semiHidden/>
+    <w:unhideWhenUsed/>
+    <w:rsid w:val="00516A2C"/>
+    <w:rPr>
+      <w:rFonts w:cs="Times New Roman"/>
+      <w:sz w:val="24"/>
+      <w:szCs w:val="24"/>
+    </w:rPr>
+  </w:style>
 </w:styles>
 </file>
 

--- a/8 семестр/Управление IT/ЛР 3/УпрIT ЛР 3.docx
+++ b/8 семестр/Управление IT/ЛР 3/УпрIT ЛР 3.docx
@@ -853,11 +853,13 @@
           <w:tcPr>
             <w:tcW w:w="4077" w:type="dxa"/>
             <w:shd w:val="clear" w:color="auto" w:fill="D9D9D9" w:themeFill="background1" w:themeFillShade="D9"/>
+            <w:vAlign w:val="center"/>
           </w:tcPr>
           <w:p>
             <w:pPr>
               <w:spacing w:line="276" w:lineRule="auto"/>
               <w:ind w:firstLine="0"/>
+              <w:jc w:val="center"/>
               <w:rPr>
                 <w:b/>
                 <w:bCs/>
@@ -880,11 +882,13 @@
           <w:tcPr>
             <w:tcW w:w="3119" w:type="dxa"/>
             <w:shd w:val="clear" w:color="auto" w:fill="D9D9D9" w:themeFill="background1" w:themeFillShade="D9"/>
+            <w:vAlign w:val="center"/>
           </w:tcPr>
           <w:p>
             <w:pPr>
               <w:spacing w:line="276" w:lineRule="auto"/>
               <w:ind w:firstLine="0"/>
+              <w:jc w:val="center"/>
               <w:rPr>
                 <w:b/>
                 <w:bCs/>
@@ -907,11 +911,13 @@
           <w:tcPr>
             <w:tcW w:w="2941" w:type="dxa"/>
             <w:shd w:val="clear" w:color="auto" w:fill="D9D9D9" w:themeFill="background1" w:themeFillShade="D9"/>
+            <w:vAlign w:val="center"/>
           </w:tcPr>
           <w:p>
             <w:pPr>
               <w:spacing w:line="276" w:lineRule="auto"/>
               <w:ind w:firstLine="0"/>
+              <w:jc w:val="center"/>
               <w:rPr>
                 <w:b/>
                 <w:bCs/>
@@ -935,6 +941,7 @@
         <w:tc>
           <w:tcPr>
             <w:tcW w:w="4077" w:type="dxa"/>
+            <w:shd w:val="clear" w:color="auto" w:fill="F2F2F2" w:themeFill="background1" w:themeFillShade="F2"/>
           </w:tcPr>
           <w:p>
             <w:pPr>
@@ -977,6 +984,7 @@
         <w:tc>
           <w:tcPr>
             <w:tcW w:w="3119" w:type="dxa"/>
+            <w:shd w:val="clear" w:color="auto" w:fill="F2F2F2" w:themeFill="background1" w:themeFillShade="F2"/>
           </w:tcPr>
           <w:p>
             <w:pPr>
@@ -999,6 +1007,7 @@
         <w:tc>
           <w:tcPr>
             <w:tcW w:w="2941" w:type="dxa"/>
+            <w:shd w:val="clear" w:color="auto" w:fill="F2F2F2" w:themeFill="background1" w:themeFillShade="F2"/>
           </w:tcPr>
           <w:p>
             <w:pPr>
@@ -1023,6 +1032,7 @@
         <w:tc>
           <w:tcPr>
             <w:tcW w:w="4077" w:type="dxa"/>
+            <w:shd w:val="clear" w:color="auto" w:fill="F2F2F2" w:themeFill="background1" w:themeFillShade="F2"/>
           </w:tcPr>
           <w:p>
             <w:pPr>
@@ -1068,6 +1078,7 @@
         <w:tc>
           <w:tcPr>
             <w:tcW w:w="3119" w:type="dxa"/>
+            <w:shd w:val="clear" w:color="auto" w:fill="F2F2F2" w:themeFill="background1" w:themeFillShade="F2"/>
           </w:tcPr>
           <w:p>
             <w:pPr>
@@ -1104,6 +1115,7 @@
         <w:tc>
           <w:tcPr>
             <w:tcW w:w="2941" w:type="dxa"/>
+            <w:shd w:val="clear" w:color="auto" w:fill="F2F2F2" w:themeFill="background1" w:themeFillShade="F2"/>
           </w:tcPr>
           <w:p>
             <w:pPr>
@@ -1128,6 +1140,7 @@
         <w:tc>
           <w:tcPr>
             <w:tcW w:w="4077" w:type="dxa"/>
+            <w:shd w:val="clear" w:color="auto" w:fill="F2F2F2" w:themeFill="background1" w:themeFillShade="F2"/>
           </w:tcPr>
           <w:p>
             <w:pPr>
@@ -1157,6 +1170,7 @@
         <w:tc>
           <w:tcPr>
             <w:tcW w:w="3119" w:type="dxa"/>
+            <w:shd w:val="clear" w:color="auto" w:fill="F2F2F2" w:themeFill="background1" w:themeFillShade="F2"/>
           </w:tcPr>
           <w:p>
             <w:pPr>
@@ -1179,6 +1193,165 @@
         <w:tc>
           <w:tcPr>
             <w:tcW w:w="2941" w:type="dxa"/>
+            <w:shd w:val="clear" w:color="auto" w:fill="F2F2F2" w:themeFill="background1" w:themeFillShade="F2"/>
+          </w:tcPr>
+          <w:p>
+            <w:pPr>
+              <w:spacing w:line="276" w:lineRule="auto"/>
+              <w:ind w:firstLine="0"/>
+              <w:rPr>
+                <w:sz w:val="24"/>
+                <w:szCs w:val="20"/>
+              </w:rPr>
+            </w:pPr>
+            <w:r>
+              <w:rPr>
+                <w:sz w:val="24"/>
+                <w:szCs w:val="20"/>
+              </w:rPr>
+              <w:t>Серьёзный</w:t>
+            </w:r>
+          </w:p>
+        </w:tc>
+      </w:tr>
+      <w:tr>
+        <w:tc>
+          <w:tcPr>
+            <w:tcW w:w="4077" w:type="dxa"/>
+            <w:shd w:val="clear" w:color="auto" w:fill="F2F2F2" w:themeFill="background1" w:themeFillShade="F2"/>
+          </w:tcPr>
+          <w:p>
+            <w:pPr>
+              <w:spacing w:line="276" w:lineRule="auto"/>
+              <w:ind w:firstLine="0"/>
+              <w:rPr>
+                <w:sz w:val="24"/>
+                <w:szCs w:val="20"/>
+              </w:rPr>
+            </w:pPr>
+            <w:bookmarkStart w:id="1" w:name="_Hlk226395020"/>
+            <w:r>
+              <w:rPr>
+                <w:sz w:val="24"/>
+                <w:szCs w:val="20"/>
+              </w:rPr>
+              <w:t>Изменение требований заказчика</w:t>
+            </w:r>
+            <w:r>
+              <w:rPr>
+                <w:sz w:val="24"/>
+                <w:szCs w:val="20"/>
+              </w:rPr>
+              <w:t>.</w:t>
+            </w:r>
+            <w:bookmarkEnd w:id="1"/>
+          </w:p>
+        </w:tc>
+        <w:tc>
+          <w:tcPr>
+            <w:tcW w:w="3119" w:type="dxa"/>
+            <w:shd w:val="clear" w:color="auto" w:fill="F2F2F2" w:themeFill="background1" w:themeFillShade="F2"/>
+          </w:tcPr>
+          <w:p>
+            <w:pPr>
+              <w:spacing w:line="276" w:lineRule="auto"/>
+              <w:ind w:firstLine="0"/>
+              <w:rPr>
+                <w:sz w:val="24"/>
+                <w:szCs w:val="20"/>
+              </w:rPr>
+            </w:pPr>
+            <w:r>
+              <w:rPr>
+                <w:sz w:val="24"/>
+                <w:szCs w:val="20"/>
+              </w:rPr>
+              <w:t>60% (высокая)</w:t>
+            </w:r>
+          </w:p>
+        </w:tc>
+        <w:tc>
+          <w:tcPr>
+            <w:tcW w:w="2941" w:type="dxa"/>
+            <w:shd w:val="clear" w:color="auto" w:fill="F2F2F2" w:themeFill="background1" w:themeFillShade="F2"/>
+          </w:tcPr>
+          <w:p>
+            <w:pPr>
+              <w:spacing w:line="276" w:lineRule="auto"/>
+              <w:ind w:firstLine="0"/>
+              <w:rPr>
+                <w:sz w:val="24"/>
+                <w:szCs w:val="20"/>
+              </w:rPr>
+            </w:pPr>
+            <w:r>
+              <w:rPr>
+                <w:sz w:val="24"/>
+                <w:szCs w:val="20"/>
+              </w:rPr>
+              <w:t>Терпимый</w:t>
+            </w:r>
+          </w:p>
+        </w:tc>
+      </w:tr>
+      <w:tr>
+        <w:tc>
+          <w:tcPr>
+            <w:tcW w:w="4077" w:type="dxa"/>
+            <w:shd w:val="clear" w:color="auto" w:fill="F2F2F2" w:themeFill="background1" w:themeFillShade="F2"/>
+          </w:tcPr>
+          <w:p>
+            <w:pPr>
+              <w:spacing w:line="276" w:lineRule="auto"/>
+              <w:ind w:firstLine="0"/>
+              <w:rPr>
+                <w:sz w:val="24"/>
+                <w:szCs w:val="20"/>
+              </w:rPr>
+            </w:pPr>
+            <w:r>
+              <w:rPr>
+                <w:sz w:val="24"/>
+                <w:szCs w:val="20"/>
+              </w:rPr>
+              <w:t>Ограниченное время участников команды</w:t>
+            </w:r>
+            <w:r>
+              <w:rPr>
+                <w:sz w:val="24"/>
+                <w:szCs w:val="20"/>
+              </w:rPr>
+              <w:t>.</w:t>
+            </w:r>
+          </w:p>
+        </w:tc>
+        <w:tc>
+          <w:tcPr>
+            <w:tcW w:w="3119" w:type="dxa"/>
+            <w:shd w:val="clear" w:color="auto" w:fill="F2F2F2" w:themeFill="background1" w:themeFillShade="F2"/>
+          </w:tcPr>
+          <w:p>
+            <w:pPr>
+              <w:spacing w:line="276" w:lineRule="auto"/>
+              <w:ind w:firstLine="0"/>
+              <w:rPr>
+                <w:sz w:val="24"/>
+                <w:szCs w:val="20"/>
+              </w:rPr>
+            </w:pPr>
+            <w:r>
+              <w:rPr>
+                <w:sz w:val="24"/>
+                <w:szCs w:val="20"/>
+              </w:rPr>
+              <w:t>50% (высокая)</w:t>
+            </w:r>
+          </w:p>
+        </w:tc>
+        <w:tc>
+          <w:tcPr>
+            <w:tcW w:w="2941" w:type="dxa"/>
+            <w:shd w:val="clear" w:color="auto" w:fill="F2F2F2" w:themeFill="background1" w:themeFillShade="F2"/>
           </w:tcPr>
           <w:p>
             <w:pPr>
@@ -1213,22 +1386,13 @@
                 <w:szCs w:val="20"/>
               </w:rPr>
             </w:pPr>
-            <w:bookmarkStart w:id="1" w:name="_Hlk226395020"/>
             <w:r>
               <w:rPr>
                 <w:sz w:val="24"/>
                 <w:szCs w:val="20"/>
               </w:rPr>
-              <w:t>Изменение требований заказчика</w:t>
+              <w:t>Недостаток тестирования полученного сервиса</w:t>
             </w:r>
-            <w:r>
-              <w:rPr>
-                <w:sz w:val="24"/>
-                <w:szCs w:val="20"/>
-              </w:rPr>
-              <w:t>.</w:t>
-            </w:r>
-            <w:bookmarkEnd w:id="1"/>
           </w:p>
         </w:tc>
         <w:tc>
@@ -1249,7 +1413,7 @@
                 <w:sz w:val="24"/>
                 <w:szCs w:val="20"/>
               </w:rPr>
-              <w:t>60% (высокая)</w:t>
+              <w:t>40% (высокая)</w:t>
             </w:r>
           </w:p>
         </w:tc>
@@ -1295,7 +1459,15 @@
                 <w:sz w:val="24"/>
                 <w:szCs w:val="20"/>
               </w:rPr>
-              <w:t>Ограниченное время участников команды</w:t>
+              <w:lastRenderedPageBreak/>
+              <w:t>З</w:t>
+            </w:r>
+            <w:r>
+              <w:rPr>
+                <w:sz w:val="24"/>
+                <w:szCs w:val="20"/>
+              </w:rPr>
+              <w:t>атягивание сроков и невыполнение участниками заданий</w:t>
             </w:r>
             <w:r>
               <w:rPr>
@@ -1324,7 +1496,7 @@
                 <w:sz w:val="24"/>
                 <w:szCs w:val="20"/>
               </w:rPr>
-              <w:t>50% (высокая)</w:t>
+              <w:t>30% (средняя)</w:t>
             </w:r>
           </w:p>
         </w:tc>
@@ -1370,157 +1542,6 @@
                 <w:sz w:val="24"/>
                 <w:szCs w:val="20"/>
               </w:rPr>
-              <w:t>Недостаток тестирования полученного сервиса</w:t>
-            </w:r>
-          </w:p>
-        </w:tc>
-        <w:tc>
-          <w:tcPr>
-            <w:tcW w:w="3119" w:type="dxa"/>
-          </w:tcPr>
-          <w:p>
-            <w:pPr>
-              <w:spacing w:line="276" w:lineRule="auto"/>
-              <w:ind w:firstLine="0"/>
-              <w:rPr>
-                <w:sz w:val="24"/>
-                <w:szCs w:val="20"/>
-              </w:rPr>
-            </w:pPr>
-            <w:r>
-              <w:rPr>
-                <w:sz w:val="24"/>
-                <w:szCs w:val="20"/>
-              </w:rPr>
-              <w:t>40% (высокая)</w:t>
-            </w:r>
-          </w:p>
-        </w:tc>
-        <w:tc>
-          <w:tcPr>
-            <w:tcW w:w="2941" w:type="dxa"/>
-          </w:tcPr>
-          <w:p>
-            <w:pPr>
-              <w:spacing w:line="276" w:lineRule="auto"/>
-              <w:ind w:firstLine="0"/>
-              <w:rPr>
-                <w:sz w:val="24"/>
-                <w:szCs w:val="20"/>
-              </w:rPr>
-            </w:pPr>
-            <w:r>
-              <w:rPr>
-                <w:sz w:val="24"/>
-                <w:szCs w:val="20"/>
-              </w:rPr>
-              <w:t>Терпимый</w:t>
-            </w:r>
-          </w:p>
-        </w:tc>
-      </w:tr>
-      <w:tr>
-        <w:tc>
-          <w:tcPr>
-            <w:tcW w:w="4077" w:type="dxa"/>
-          </w:tcPr>
-          <w:p>
-            <w:pPr>
-              <w:spacing w:line="276" w:lineRule="auto"/>
-              <w:ind w:firstLine="0"/>
-              <w:rPr>
-                <w:sz w:val="24"/>
-                <w:szCs w:val="20"/>
-              </w:rPr>
-            </w:pPr>
-            <w:r>
-              <w:rPr>
-                <w:sz w:val="24"/>
-                <w:szCs w:val="20"/>
-              </w:rPr>
-              <w:lastRenderedPageBreak/>
-              <w:t>З</w:t>
-            </w:r>
-            <w:r>
-              <w:rPr>
-                <w:sz w:val="24"/>
-                <w:szCs w:val="20"/>
-              </w:rPr>
-              <w:t>атягивание сроков и невыполнение участниками заданий</w:t>
-            </w:r>
-            <w:r>
-              <w:rPr>
-                <w:sz w:val="24"/>
-                <w:szCs w:val="20"/>
-              </w:rPr>
-              <w:t>.</w:t>
-            </w:r>
-          </w:p>
-        </w:tc>
-        <w:tc>
-          <w:tcPr>
-            <w:tcW w:w="3119" w:type="dxa"/>
-          </w:tcPr>
-          <w:p>
-            <w:pPr>
-              <w:spacing w:line="276" w:lineRule="auto"/>
-              <w:ind w:firstLine="0"/>
-              <w:rPr>
-                <w:sz w:val="24"/>
-                <w:szCs w:val="20"/>
-              </w:rPr>
-            </w:pPr>
-            <w:r>
-              <w:rPr>
-                <w:sz w:val="24"/>
-                <w:szCs w:val="20"/>
-              </w:rPr>
-              <w:t>30% (средняя)</w:t>
-            </w:r>
-          </w:p>
-        </w:tc>
-        <w:tc>
-          <w:tcPr>
-            <w:tcW w:w="2941" w:type="dxa"/>
-          </w:tcPr>
-          <w:p>
-            <w:pPr>
-              <w:spacing w:line="276" w:lineRule="auto"/>
-              <w:ind w:firstLine="0"/>
-              <w:rPr>
-                <w:sz w:val="24"/>
-                <w:szCs w:val="20"/>
-              </w:rPr>
-            </w:pPr>
-            <w:r>
-              <w:rPr>
-                <w:sz w:val="24"/>
-                <w:szCs w:val="20"/>
-              </w:rPr>
-              <w:t>Катастрофический</w:t>
-            </w:r>
-          </w:p>
-        </w:tc>
-      </w:tr>
-      <w:tr>
-        <w:tc>
-          <w:tcPr>
-            <w:tcW w:w="4077" w:type="dxa"/>
-          </w:tcPr>
-          <w:p>
-            <w:pPr>
-              <w:spacing w:line="276" w:lineRule="auto"/>
-              <w:ind w:firstLine="0"/>
-              <w:rPr>
-                <w:sz w:val="24"/>
-                <w:szCs w:val="20"/>
-              </w:rPr>
-            </w:pPr>
-            <w:r>
-              <w:rPr>
-                <w:sz w:val="24"/>
-                <w:szCs w:val="20"/>
-              </w:rPr>
               <w:t>Ошибка в восприятии временных рамок проекта</w:t>
             </w:r>
             <w:r>
@@ -1813,10 +1834,7 @@
         <w:ind w:hanging="295"/>
       </w:pPr>
       <w:r>
-        <w:t>длительное согласование заявки на доступ</w:t>
-      </w:r>
-      <w:r>
-        <w:t>;</w:t>
+        <w:t>длительное согласование заявки на доступ;</w:t>
       </w:r>
     </w:p>
     <w:p>
@@ -1937,6 +1955,9 @@
         <w:lastRenderedPageBreak/>
         <w:t>полностью передать процесс развёртывания и поддержки системы на серверах ИТ-отделу СевГУ</w:t>
       </w:r>
+      <w:r>
+        <w:t>;</w:t>
+      </w:r>
     </w:p>
     <w:p>
       <w:pPr>
@@ -1960,10 +1981,7 @@
         <w:ind w:left="1843" w:hanging="425"/>
       </w:pPr>
       <w:r>
-        <w:t>использовать внешний хостинг как временное решение</w:t>
-      </w:r>
-      <w:r>
-        <w:t>;</w:t>
+        <w:t>использовать внешний хостинг как временное решение;</w:t>
       </w:r>
     </w:p>
     <w:p/>
@@ -2007,10 +2025,7 @@
         <w:ind w:hanging="295"/>
       </w:pPr>
       <w:r>
-        <w:t>отсутствие документации по API авторизации</w:t>
-      </w:r>
-      <w:r>
-        <w:t>;</w:t>
+        <w:t>отсутствие документации по API авторизации;</w:t>
       </w:r>
     </w:p>
     <w:p>
@@ -2026,10 +2041,7 @@
         <w:t xml:space="preserve">справедливый </w:t>
       </w:r>
       <w:r>
-        <w:t>отказ ИТ-отдела предоставить тестовый доступ</w:t>
-      </w:r>
-      <w:r>
-        <w:t>;</w:t>
+        <w:t>отказ ИТ-отдела предоставить тестовый доступ;</w:t>
       </w:r>
     </w:p>
     <w:p>
@@ -2191,10 +2203,7 @@
         <w:t>-специалисту</w:t>
       </w:r>
       <w:r>
-        <w:t xml:space="preserve"> СевГУ для совместной разработки модуля</w:t>
-      </w:r>
-      <w:r>
-        <w:t>;</w:t>
+        <w:t xml:space="preserve"> СевГУ для совместной разработки;</w:t>
       </w:r>
     </w:p>
     <w:p>
@@ -2285,18 +2294,18 @@
         <w:ind w:hanging="295"/>
       </w:pPr>
       <w:r>
+        <w:t>в</w:t>
+      </w:r>
+      <w:r>
+        <w:t>озникновение проблем, требующих более углублённого понимания используемых технологий</w:t>
+      </w:r>
+      <w:r>
+        <w:t>;</w:t>
+      </w:r>
+    </w:p>
+    <w:p>
+      <w:r>
         <w:lastRenderedPageBreak/>
-        <w:t>в</w:t>
-      </w:r>
-      <w:r>
-        <w:t>озникновение проблем, требующих более углублённого понимания используемых технологий</w:t>
-      </w:r>
-      <w:r>
-        <w:t>;</w:t>
-      </w:r>
-    </w:p>
-    <w:p>
-      <w:r>
         <w:t>Планы по управлению:</w:t>
       </w:r>
     </w:p>
@@ -2493,13 +2502,7 @@
         <w:ind w:hanging="295"/>
       </w:pPr>
       <w:r>
-        <w:t xml:space="preserve">новые пожелания заказчика </w:t>
-      </w:r>
-      <w:r>
-        <w:t>при</w:t>
-      </w:r>
-      <w:r>
-        <w:t xml:space="preserve"> демонстрации прототипа;</w:t>
+        <w:t>новые пожелания заказчика при демонстрации прототипа;</w:t>
       </w:r>
     </w:p>
     <w:p>
@@ -2529,7 +2532,20 @@
         <w:ind w:left="1843" w:hanging="425"/>
       </w:pPr>
       <w:r>
-        <w:t>зафиксировать и подписать полное ТЗ</w:t>
+        <w:t>зафиксировать и подписать полное ТЗ;</w:t>
+      </w:r>
+    </w:p>
+    <w:p>
+      <w:pPr>
+        <w:pStyle w:val="aa"/>
+        <w:numPr>
+          <w:ilvl w:val="0"/>
+          <w:numId w:val="13"/>
+        </w:numPr>
+        <w:ind w:left="1843" w:hanging="425"/>
+      </w:pPr>
+      <w:r>
+        <w:t>максимально подробно оговорить начальные требования</w:t>
       </w:r>
       <w:r>
         <w:t>;</w:t>
@@ -2540,12 +2556,24 @@
         <w:pStyle w:val="aa"/>
         <w:numPr>
           <w:ilvl w:val="0"/>
-          <w:numId w:val="13"/>
+          <w:numId w:val="10"/>
+        </w:numPr>
+      </w:pPr>
+      <w:r>
+        <w:t>Смягчение:</w:t>
+      </w:r>
+    </w:p>
+    <w:p>
+      <w:pPr>
+        <w:pStyle w:val="aa"/>
+        <w:numPr>
+          <w:ilvl w:val="0"/>
+          <w:numId w:val="11"/>
         </w:numPr>
         <w:ind w:left="1843" w:hanging="425"/>
       </w:pPr>
       <w:r>
-        <w:t>максимально подробно оговорить начальные требования</w:t>
+        <w:t>показывать прототип и срез работы заказчику с заданной периодичностью</w:t>
       </w:r>
       <w:r>
         <w:t>;</w:t>
@@ -2556,11 +2584,27 @@
         <w:pStyle w:val="aa"/>
         <w:numPr>
           <w:ilvl w:val="0"/>
+          <w:numId w:val="11"/>
+        </w:numPr>
+        <w:ind w:left="1843" w:hanging="425"/>
+      </w:pPr>
+      <w:r>
+        <w:t>заложить буфер времени на корректировки</w:t>
+      </w:r>
+      <w:r>
+        <w:t>;</w:t>
+      </w:r>
+    </w:p>
+    <w:p>
+      <w:pPr>
+        <w:pStyle w:val="aa"/>
+        <w:numPr>
+          <w:ilvl w:val="0"/>
           <w:numId w:val="10"/>
         </w:numPr>
       </w:pPr>
       <w:r>
-        <w:t>Смягчение:</w:t>
+        <w:t>Передача:</w:t>
       </w:r>
     </w:p>
     <w:p>
@@ -2573,10 +2617,19 @@
         <w:ind w:left="1843" w:hanging="425"/>
       </w:pPr>
       <w:r>
-        <w:t>показывать прототип и срез работы заказчику с заданной периодичностью</w:t>
-      </w:r>
-      <w:r>
-        <w:t>;</w:t>
+        <w:t>позволить заказчику самому утвердить финальный дизайн (сомнительно);</w:t>
+      </w:r>
+    </w:p>
+    <w:p>
+      <w:pPr>
+        <w:pStyle w:val="aa"/>
+        <w:numPr>
+          <w:ilvl w:val="0"/>
+          <w:numId w:val="10"/>
+        </w:numPr>
+      </w:pPr>
+      <w:r>
+        <w:t>Принятие:</w:t>
       </w:r>
     </w:p>
     <w:p>
@@ -2589,60 +2642,7 @@
         <w:ind w:left="1843" w:hanging="425"/>
       </w:pPr>
       <w:r>
-        <w:t>заложить буфер времени на корректировки</w:t>
-      </w:r>
-      <w:r>
-        <w:t>;</w:t>
-      </w:r>
-    </w:p>
-    <w:p>
-      <w:pPr>
-        <w:pStyle w:val="aa"/>
-        <w:numPr>
-          <w:ilvl w:val="0"/>
-          <w:numId w:val="10"/>
-        </w:numPr>
-      </w:pPr>
-      <w:r>
-        <w:t>Передача:</w:t>
-      </w:r>
-    </w:p>
-    <w:p>
-      <w:pPr>
-        <w:pStyle w:val="aa"/>
-        <w:numPr>
-          <w:ilvl w:val="0"/>
-          <w:numId w:val="11"/>
-        </w:numPr>
-        <w:ind w:left="1843" w:hanging="425"/>
-      </w:pPr>
-      <w:r>
         <w:lastRenderedPageBreak/>
-        <w:t>позволить заказчику самому утвердить финальный дизайн (сомнительно);</w:t>
-      </w:r>
-    </w:p>
-    <w:p>
-      <w:pPr>
-        <w:pStyle w:val="aa"/>
-        <w:numPr>
-          <w:ilvl w:val="0"/>
-          <w:numId w:val="10"/>
-        </w:numPr>
-      </w:pPr>
-      <w:r>
-        <w:t>Принятие:</w:t>
-      </w:r>
-    </w:p>
-    <w:p>
-      <w:pPr>
-        <w:pStyle w:val="aa"/>
-        <w:numPr>
-          <w:ilvl w:val="0"/>
-          <w:numId w:val="11"/>
-        </w:numPr>
-        <w:ind w:left="1843" w:hanging="425"/>
-      </w:pPr>
-      <w:r>
         <w:t>своевременно вносить правки, не требующие радикальной перестройки системы;</w:t>
       </w:r>
     </w:p>
@@ -2659,6 +2659,7 @@
         <w:rPr>
           <w:b/>
           <w:bCs/>
+          <w:u w:val="single"/>
         </w:rPr>
         <w:t>Ограниченное время участников команды</w:t>
       </w:r>
@@ -5535,6 +5536,7 @@
   <w:style w:type="character" w:default="1" w:styleId="a0">
     <w:name w:val="Default Paragraph Font"/>
     <w:uiPriority w:val="1"/>
+    <w:semiHidden/>
     <w:unhideWhenUsed/>
   </w:style>
   <w:style w:type="table" w:default="1" w:styleId="a1">
